--- a/SEM 6/WEBX/Documentation/WEBXEXP5.docx
+++ b/SEM 6/WEBX/Documentation/WEBXEXP5.docx
@@ -2,14 +2,1922 @@
 <file path=word/document.xml><?xml version="1.0" encoding="utf-8"?>
 <w:document xmlns:wpc="http://schemas.microsoft.com/office/word/2010/wordprocessingCanvas" xmlns:cx="http://schemas.microsoft.com/office/drawing/2014/chartex" xmlns:cx1="http://schemas.microsoft.com/office/drawing/2015/9/8/chartex" xmlns:cx2="http://schemas.microsoft.com/office/drawing/2015/10/21/chartex" xmlns:cx3="http://schemas.microsoft.com/office/drawing/2016/5/9/chartex" xmlns:cx4="http://schemas.microsoft.com/office/drawing/2016/5/10/chartex" xmlns:cx5="http://schemas.microsoft.com/office/drawing/2016/5/11/chartex" xmlns:cx6="http://schemas.microsoft.com/office/drawing/2016/5/12/chartex" xmlns:cx7="http://schemas.microsoft.com/office/drawing/2016/5/13/chartex" xmlns:cx8="http://schemas.microsoft.com/office/drawing/2016/5/14/chartex" xmlns:mc="http://schemas.openxmlformats.org/markup-compatibility/2006" xmlns:aink="http://schemas.microsoft.com/office/drawing/2016/ink" xmlns:am3d="http://schemas.microsoft.com/office/drawing/2017/model3d" xmlns:o="urn:schemas-microsoft-com:office:office" xmlns:r="http://schemas.openxmlformats.org/officeDocument/2006/relationships" xmlns:m="http://schemas.openxmlformats.org/officeDocument/2006/math" xmlns:v="urn:schemas-microsoft-com:vml" xmlns:wp14="http://schemas.microsoft.com/office/word/2010/wordprocessingDrawing" xmlns:wp="http://schemas.openxmlformats.org/drawingml/2006/wordprocessingDrawing" xmlns:w10="urn:schemas-microsoft-com:office:word" xmlns:w="http://schemas.openxmlformats.org/wordprocessingml/2006/main" xmlns:w14="http://schemas.microsoft.com/office/word/2010/wordml" xmlns:w15="http://schemas.microsoft.com/office/word/2012/wordml" xmlns:w16cex="http://schemas.microsoft.com/office/word/2018/wordml/cex" xmlns:w16cid="http://schemas.microsoft.com/office/word/2016/wordml/cid" xmlns:w16="http://schemas.microsoft.com/office/word/2018/wordml" xmlns:w16sdtdh="http://schemas.microsoft.com/office/word/2020/wordml/sdtdatahash" xmlns:w16se="http://schemas.microsoft.com/office/word/2015/wordml/symex" xmlns:wpg="http://schemas.microsoft.com/office/word/2010/wordprocessingGroup" xmlns:wpi="http://schemas.microsoft.com/office/word/2010/wordprocessingInk" xmlns:wne="http://schemas.microsoft.com/office/word/2006/wordml" xmlns:wps="http://schemas.microsoft.com/office/word/2010/wordprocessingShape" mc:Ignorable="w14 w15 w16se w16cid w16 w16cex w16sdtdh wp14">
   <w:body>
-    <w:p/>
+    <w:p>
+      <w:pPr>
+        <w:pStyle w:val="H"/>
+        <w:rPr>
+          <w:lang w:val="en-IN"/>
+        </w:rPr>
+      </w:pPr>
+      <w:r>
+        <w:t xml:space="preserve">Aim: </w:t>
+      </w:r>
+      <w:r>
+        <w:rPr>
+          <w:lang w:val="en-IN"/>
+        </w:rPr>
+        <w:t>To install AngularJS and implement a basic AngularJS application that demonstrates the</w:t>
+      </w:r>
+      <w:r>
+        <w:rPr>
+          <w:lang w:val="en-IN"/>
+        </w:rPr>
+        <w:t xml:space="preserve"> </w:t>
+      </w:r>
+      <w:r>
+        <w:rPr>
+          <w:lang w:val="en-IN"/>
+        </w:rPr>
+        <w:t>following core concepts:</w:t>
+      </w:r>
+    </w:p>
+    <w:p>
+      <w:pPr>
+        <w:pStyle w:val="L"/>
+      </w:pPr>
+      <w:r>
+        <w:t>Controllers</w:t>
+      </w:r>
+    </w:p>
+    <w:p>
+      <w:pPr>
+        <w:pStyle w:val="L"/>
+      </w:pPr>
+      <w:r>
+        <w:t>Directives</w:t>
+      </w:r>
+    </w:p>
+    <w:p>
+      <w:pPr>
+        <w:pStyle w:val="L"/>
+      </w:pPr>
+      <w:r>
+        <w:t>Services</w:t>
+      </w:r>
+    </w:p>
+    <w:p>
+      <w:pPr>
+        <w:pStyle w:val="L"/>
+      </w:pPr>
+      <w:r>
+        <w:t>Data Binding</w:t>
+      </w:r>
+    </w:p>
+    <w:p>
+      <w:pPr>
+        <w:pStyle w:val="L"/>
+        <w:rPr>
+          <w:b/>
+          <w:bCs/>
+          <w:sz w:val="24"/>
+          <w:szCs w:val="24"/>
+        </w:rPr>
+      </w:pPr>
+      <w:r>
+        <w:t>MVC Architecture</w:t>
+      </w:r>
+    </w:p>
+    <w:p>
+      <w:pPr>
+        <w:pStyle w:val="S"/>
+      </w:pPr>
+    </w:p>
+    <w:p>
+      <w:pPr>
+        <w:pStyle w:val="H"/>
+      </w:pPr>
+      <w:r>
+        <w:t xml:space="preserve">Q1. </w:t>
+      </w:r>
+      <w:r>
+        <w:t>What is AngularJS?</w:t>
+      </w:r>
+    </w:p>
+    <w:p>
+      <w:pPr>
+        <w:pStyle w:val="T"/>
+      </w:pPr>
+      <w:r>
+        <w:t>A structural JavaScript framework for dynamic web apps, allowing HTML extension with custom attributes. It uses two-way data binding and the MVC pattern.</w:t>
+      </w:r>
+    </w:p>
+    <w:p>
+      <w:pPr>
+        <w:pStyle w:val="S"/>
+      </w:pPr>
+    </w:p>
+    <w:p>
+      <w:pPr>
+        <w:pStyle w:val="S"/>
+      </w:pPr>
+    </w:p>
+    <w:p>
+      <w:pPr>
+        <w:pStyle w:val="H"/>
+      </w:pPr>
+      <w:r>
+        <w:t xml:space="preserve">Q2. What is </w:t>
+      </w:r>
+      <w:r>
+        <w:t>MVC Architecture in AngularJS</w:t>
+      </w:r>
+      <w:r>
+        <w:t>?</w:t>
+      </w:r>
+    </w:p>
+    <w:p>
+      <w:pPr>
+        <w:pStyle w:val="L"/>
+      </w:pPr>
+      <w:r>
+        <w:t>Model: Data ($scope variables)</w:t>
+      </w:r>
+    </w:p>
+    <w:p>
+      <w:pPr>
+        <w:pStyle w:val="L"/>
+      </w:pPr>
+      <w:r>
+        <w:t>View: HTML templates (what users see)</w:t>
+      </w:r>
+    </w:p>
+    <w:p>
+      <w:pPr>
+        <w:pStyle w:val="L"/>
+      </w:pPr>
+      <w:r>
+        <w:t>Controller: JavaScript functions managing data and logic</w:t>
+      </w:r>
+    </w:p>
+    <w:p>
+      <w:pPr>
+        <w:pStyle w:val="S"/>
+      </w:pPr>
+    </w:p>
+    <w:p>
+      <w:pPr>
+        <w:pStyle w:val="T"/>
+      </w:pPr>
+      <w:r>
+        <w:t>Example:</w:t>
+      </w:r>
+    </w:p>
+    <w:p>
+      <w:pPr>
+        <w:pStyle w:val="Code"/>
+      </w:pPr>
+      <w:r>
+        <w:t>// Model &amp; Controller</w:t>
+      </w:r>
+    </w:p>
+    <w:p>
+      <w:pPr>
+        <w:pStyle w:val="Code"/>
+      </w:pPr>
+      <w:proofErr w:type="spellStart"/>
+      <w:r>
+        <w:t>app.controller</w:t>
+      </w:r>
+      <w:proofErr w:type="spellEnd"/>
+      <w:r>
+        <w:t>('</w:t>
+      </w:r>
+      <w:proofErr w:type="spellStart"/>
+      <w:r>
+        <w:t>UserController</w:t>
+      </w:r>
+      <w:proofErr w:type="spellEnd"/>
+      <w:r>
+        <w:t>', function($scope) {</w:t>
+      </w:r>
+    </w:p>
+    <w:p>
+      <w:pPr>
+        <w:pStyle w:val="Code"/>
+      </w:pPr>
+      <w:r>
+        <w:t xml:space="preserve">    $scope.name = "John"; // Model</w:t>
+      </w:r>
+    </w:p>
+    <w:p>
+      <w:pPr>
+        <w:pStyle w:val="Code"/>
+      </w:pPr>
+      <w:r>
+        <w:t xml:space="preserve">    $</w:t>
+      </w:r>
+      <w:proofErr w:type="spellStart"/>
+      <w:r>
+        <w:t>scope.sayHello</w:t>
+      </w:r>
+      <w:proofErr w:type="spellEnd"/>
+      <w:r>
+        <w:t xml:space="preserve"> = function() { // Logic</w:t>
+      </w:r>
+    </w:p>
+    <w:p>
+      <w:pPr>
+        <w:pStyle w:val="Code"/>
+      </w:pPr>
+      <w:r>
+        <w:t xml:space="preserve">        alert("Hello " + $scope.name);</w:t>
+      </w:r>
+    </w:p>
+    <w:p>
+      <w:pPr>
+        <w:pStyle w:val="Code"/>
+      </w:pPr>
+      <w:r>
+        <w:t xml:space="preserve">    };</w:t>
+      </w:r>
+    </w:p>
+    <w:p>
+      <w:pPr>
+        <w:pStyle w:val="Code"/>
+      </w:pPr>
+      <w:r>
+        <w:t>});</w:t>
+      </w:r>
+    </w:p>
+    <w:p>
+      <w:pPr>
+        <w:pStyle w:val="S"/>
+      </w:pPr>
+    </w:p>
+    <w:p>
+      <w:pPr>
+        <w:pStyle w:val="T"/>
+      </w:pPr>
+      <w:proofErr w:type="gramStart"/>
+      <w:r>
+        <w:t>&lt;!--</w:t>
+      </w:r>
+      <w:proofErr w:type="gramEnd"/>
+      <w:r>
+        <w:t xml:space="preserve"> View --&gt;</w:t>
+      </w:r>
+    </w:p>
+    <w:p>
+      <w:pPr>
+        <w:pStyle w:val="Code"/>
+      </w:pPr>
+      <w:r>
+        <w:t>&lt;div ng-controller="</w:t>
+      </w:r>
+      <w:proofErr w:type="spellStart"/>
+      <w:r>
+        <w:t>UserController</w:t>
+      </w:r>
+      <w:proofErr w:type="spellEnd"/>
+      <w:r>
+        <w:t>"&gt;</w:t>
+      </w:r>
+    </w:p>
+    <w:p>
+      <w:pPr>
+        <w:pStyle w:val="Code"/>
+      </w:pPr>
+      <w:r>
+        <w:t xml:space="preserve">    &lt;input ng-model="name"&gt;</w:t>
+      </w:r>
+    </w:p>
+    <w:p>
+      <w:pPr>
+        <w:pStyle w:val="Code"/>
+      </w:pPr>
+      <w:r>
+        <w:t xml:space="preserve">    &lt;button ng-click="</w:t>
+      </w:r>
+      <w:proofErr w:type="spellStart"/>
+      <w:r>
+        <w:t>sayHello</w:t>
+      </w:r>
+      <w:proofErr w:type="spellEnd"/>
+      <w:r>
+        <w:t>()"&gt;Greet&lt;/button&gt;</w:t>
+      </w:r>
+    </w:p>
+    <w:p>
+      <w:pPr>
+        <w:pStyle w:val="Code"/>
+      </w:pPr>
+      <w:r>
+        <w:t>&lt;/div&gt;</w:t>
+      </w:r>
+    </w:p>
+    <w:p>
+      <w:pPr>
+        <w:pStyle w:val="S"/>
+      </w:pPr>
+    </w:p>
+    <w:p>
+      <w:pPr>
+        <w:pStyle w:val="S"/>
+      </w:pPr>
+    </w:p>
+    <w:p>
+      <w:pPr>
+        <w:pStyle w:val="H"/>
+      </w:pPr>
+      <w:r>
+        <w:t xml:space="preserve">Q3. </w:t>
+      </w:r>
+      <w:r>
+        <w:t>How $scope is Automatically Injected?</w:t>
+      </w:r>
+    </w:p>
+    <w:p>
+      <w:pPr>
+        <w:pStyle w:val="T"/>
+      </w:pPr>
+      <w:r>
+        <w:t>Through Dependency Injection - AngularJS reads function parameters by name and provides matching services:</w:t>
+      </w:r>
+    </w:p>
+    <w:p>
+      <w:pPr>
+        <w:pStyle w:val="Code"/>
+      </w:pPr>
+      <w:r>
+        <w:t>// Angular sees "$scope" and injects the Scope object</w:t>
+      </w:r>
+    </w:p>
+    <w:p>
+      <w:pPr>
+        <w:pStyle w:val="Code"/>
+      </w:pPr>
+      <w:proofErr w:type="spellStart"/>
+      <w:r>
+        <w:t>app.controller</w:t>
+      </w:r>
+      <w:proofErr w:type="spellEnd"/>
+      <w:r>
+        <w:t>('</w:t>
+      </w:r>
+      <w:proofErr w:type="spellStart"/>
+      <w:r>
+        <w:t>MyCtrl</w:t>
+      </w:r>
+      <w:proofErr w:type="spellEnd"/>
+      <w:r>
+        <w:t>', function($scope) {</w:t>
+      </w:r>
+    </w:p>
+    <w:p>
+      <w:pPr>
+        <w:pStyle w:val="Code"/>
+      </w:pPr>
+      <w:r>
+        <w:t xml:space="preserve">    // $scope automatically available</w:t>
+      </w:r>
+    </w:p>
+    <w:p>
+      <w:pPr>
+        <w:pStyle w:val="Code"/>
+      </w:pPr>
+      <w:r>
+        <w:t>});</w:t>
+      </w:r>
+    </w:p>
+    <w:p>
+      <w:pPr>
+        <w:pStyle w:val="T"/>
+      </w:pPr>
+    </w:p>
+    <w:p>
+      <w:pPr>
+        <w:pStyle w:val="H"/>
+      </w:pPr>
+      <w:r>
+        <w:t xml:space="preserve">Q4. </w:t>
+      </w:r>
+      <w:r>
+        <w:t xml:space="preserve">List and give use </w:t>
+      </w:r>
+      <w:r>
+        <w:t xml:space="preserve">of </w:t>
+      </w:r>
+      <w:r>
+        <w:t>d</w:t>
+      </w:r>
+      <w:r>
+        <w:t>irectives</w:t>
+      </w:r>
+    </w:p>
+    <w:tbl>
+      <w:tblPr>
+        <w:tblStyle w:val="TableGrid"/>
+        <w:tblW w:w="0" w:type="auto"/>
+        <w:tblCellMar>
+          <w:top w:w="142" w:type="dxa"/>
+          <w:left w:w="142" w:type="dxa"/>
+          <w:bottom w:w="142" w:type="dxa"/>
+          <w:right w:w="142" w:type="dxa"/>
+        </w:tblCellMar>
+        <w:tblLook w:val="04A0" w:firstRow="1" w:lastRow="0" w:firstColumn="1" w:lastColumn="0" w:noHBand="0" w:noVBand="1"/>
+      </w:tblPr>
+      <w:tblGrid>
+        <w:gridCol w:w="3245"/>
+        <w:gridCol w:w="3245"/>
+        <w:gridCol w:w="3246"/>
+      </w:tblGrid>
+      <w:tr>
+        <w:tc>
+          <w:tcPr>
+            <w:tcW w:w="3245" w:type="dxa"/>
+          </w:tcPr>
+          <w:p>
+            <w:pPr>
+              <w:pStyle w:val="T"/>
+              <w:rPr>
+                <w:b/>
+                <w:bCs/>
+              </w:rPr>
+            </w:pPr>
+            <w:r>
+              <w:rPr>
+                <w:b/>
+                <w:bCs/>
+              </w:rPr>
+              <w:lastRenderedPageBreak/>
+              <w:t xml:space="preserve"> Directive </w:t>
+            </w:r>
+          </w:p>
+        </w:tc>
+        <w:tc>
+          <w:tcPr>
+            <w:tcW w:w="3245" w:type="dxa"/>
+          </w:tcPr>
+          <w:p>
+            <w:pPr>
+              <w:pStyle w:val="T"/>
+              <w:rPr>
+                <w:b/>
+                <w:bCs/>
+              </w:rPr>
+            </w:pPr>
+            <w:r>
+              <w:rPr>
+                <w:b/>
+                <w:bCs/>
+              </w:rPr>
+              <w:t xml:space="preserve"> Purpose </w:t>
+            </w:r>
+          </w:p>
+        </w:tc>
+        <w:tc>
+          <w:tcPr>
+            <w:tcW w:w="3246" w:type="dxa"/>
+          </w:tcPr>
+          <w:p>
+            <w:pPr>
+              <w:pStyle w:val="T"/>
+              <w:rPr>
+                <w:b/>
+                <w:bCs/>
+              </w:rPr>
+            </w:pPr>
+            <w:r>
+              <w:rPr>
+                <w:b/>
+                <w:bCs/>
+              </w:rPr>
+              <w:t xml:space="preserve"> Example </w:t>
+            </w:r>
+          </w:p>
+        </w:tc>
+      </w:tr>
+      <w:tr>
+        <w:tc>
+          <w:tcPr>
+            <w:tcW w:w="3245" w:type="dxa"/>
+          </w:tcPr>
+          <w:p>
+            <w:pPr>
+              <w:pStyle w:val="T"/>
+            </w:pPr>
+            <w:r>
+              <w:t xml:space="preserve"> ng-app </w:t>
+            </w:r>
+          </w:p>
+        </w:tc>
+        <w:tc>
+          <w:tcPr>
+            <w:tcW w:w="3245" w:type="dxa"/>
+          </w:tcPr>
+          <w:p>
+            <w:pPr>
+              <w:pStyle w:val="T"/>
+            </w:pPr>
+            <w:r>
+              <w:t xml:space="preserve"> Auto-bootstraps AngularJS app </w:t>
+            </w:r>
+          </w:p>
+        </w:tc>
+        <w:tc>
+          <w:tcPr>
+            <w:tcW w:w="3246" w:type="dxa"/>
+          </w:tcPr>
+          <w:p>
+            <w:pPr>
+              <w:pStyle w:val="T"/>
+            </w:pPr>
+            <w:r>
+              <w:t xml:space="preserve"> `&lt;html ng-app="</w:t>
+            </w:r>
+            <w:proofErr w:type="spellStart"/>
+            <w:r>
+              <w:t>myApp</w:t>
+            </w:r>
+            <w:proofErr w:type="spellEnd"/>
+            <w:r>
+              <w:t xml:space="preserve">"&gt;` </w:t>
+            </w:r>
+          </w:p>
+        </w:tc>
+      </w:tr>
+      <w:tr>
+        <w:tc>
+          <w:tcPr>
+            <w:tcW w:w="3245" w:type="dxa"/>
+          </w:tcPr>
+          <w:p>
+            <w:pPr>
+              <w:pStyle w:val="T"/>
+            </w:pPr>
+            <w:r>
+              <w:t xml:space="preserve"> ng-controller </w:t>
+            </w:r>
+          </w:p>
+        </w:tc>
+        <w:tc>
+          <w:tcPr>
+            <w:tcW w:w="3245" w:type="dxa"/>
+          </w:tcPr>
+          <w:p>
+            <w:pPr>
+              <w:pStyle w:val="T"/>
+            </w:pPr>
+            <w:r>
+              <w:t xml:space="preserve"> Attaches controller to view </w:t>
+            </w:r>
+          </w:p>
+        </w:tc>
+        <w:tc>
+          <w:tcPr>
+            <w:tcW w:w="3246" w:type="dxa"/>
+          </w:tcPr>
+          <w:p>
+            <w:pPr>
+              <w:pStyle w:val="T"/>
+            </w:pPr>
+            <w:r>
+              <w:t xml:space="preserve"> `&lt;div ng-controller="</w:t>
+            </w:r>
+            <w:proofErr w:type="spellStart"/>
+            <w:r>
+              <w:t>MyCtrl</w:t>
+            </w:r>
+            <w:proofErr w:type="spellEnd"/>
+            <w:r>
+              <w:t xml:space="preserve">"&gt;` </w:t>
+            </w:r>
+          </w:p>
+        </w:tc>
+      </w:tr>
+      <w:tr>
+        <w:tc>
+          <w:tcPr>
+            <w:tcW w:w="3245" w:type="dxa"/>
+          </w:tcPr>
+          <w:p>
+            <w:pPr>
+              <w:pStyle w:val="T"/>
+            </w:pPr>
+            <w:r>
+              <w:t xml:space="preserve">ng-model </w:t>
+            </w:r>
+          </w:p>
+        </w:tc>
+        <w:tc>
+          <w:tcPr>
+            <w:tcW w:w="3245" w:type="dxa"/>
+          </w:tcPr>
+          <w:p>
+            <w:pPr>
+              <w:pStyle w:val="T"/>
+            </w:pPr>
+            <w:r>
+              <w:t xml:space="preserve"> Two-way data binding </w:t>
+            </w:r>
+          </w:p>
+        </w:tc>
+        <w:tc>
+          <w:tcPr>
+            <w:tcW w:w="3246" w:type="dxa"/>
+          </w:tcPr>
+          <w:p>
+            <w:pPr>
+              <w:pStyle w:val="T"/>
+            </w:pPr>
+            <w:r>
+              <w:t xml:space="preserve"> `&lt;input ng-model="username"&gt;` </w:t>
+            </w:r>
+          </w:p>
+        </w:tc>
+      </w:tr>
+      <w:tr>
+        <w:tc>
+          <w:tcPr>
+            <w:tcW w:w="3245" w:type="dxa"/>
+          </w:tcPr>
+          <w:p>
+            <w:pPr>
+              <w:pStyle w:val="T"/>
+            </w:pPr>
+            <w:r>
+              <w:t xml:space="preserve"> ng-repeat </w:t>
+            </w:r>
+          </w:p>
+        </w:tc>
+        <w:tc>
+          <w:tcPr>
+            <w:tcW w:w="3245" w:type="dxa"/>
+          </w:tcPr>
+          <w:p>
+            <w:pPr>
+              <w:pStyle w:val="T"/>
+            </w:pPr>
+            <w:r>
+              <w:t xml:space="preserve"> Loops through arrays </w:t>
+            </w:r>
+          </w:p>
+        </w:tc>
+        <w:tc>
+          <w:tcPr>
+            <w:tcW w:w="3246" w:type="dxa"/>
+          </w:tcPr>
+          <w:p>
+            <w:pPr>
+              <w:pStyle w:val="T"/>
+            </w:pPr>
+            <w:r>
+              <w:t xml:space="preserve"> `&lt;li ng-repeat="item in items"&gt;` </w:t>
+            </w:r>
+          </w:p>
+        </w:tc>
+      </w:tr>
+      <w:tr>
+        <w:tc>
+          <w:tcPr>
+            <w:tcW w:w="3245" w:type="dxa"/>
+          </w:tcPr>
+          <w:p>
+            <w:pPr>
+              <w:pStyle w:val="T"/>
+            </w:pPr>
+            <w:r>
+              <w:t xml:space="preserve"> ng-show </w:t>
+            </w:r>
+          </w:p>
+        </w:tc>
+        <w:tc>
+          <w:tcPr>
+            <w:tcW w:w="3245" w:type="dxa"/>
+          </w:tcPr>
+          <w:p>
+            <w:pPr>
+              <w:pStyle w:val="T"/>
+            </w:pPr>
+            <w:r>
+              <w:t xml:space="preserve"> Shows element if true </w:t>
+            </w:r>
+          </w:p>
+        </w:tc>
+        <w:tc>
+          <w:tcPr>
+            <w:tcW w:w="3246" w:type="dxa"/>
+          </w:tcPr>
+          <w:p>
+            <w:pPr>
+              <w:pStyle w:val="T"/>
+            </w:pPr>
+            <w:r>
+              <w:t xml:space="preserve"> `&lt;div ng-show="</w:t>
+            </w:r>
+            <w:proofErr w:type="spellStart"/>
+            <w:r>
+              <w:t>isVisible</w:t>
+            </w:r>
+            <w:proofErr w:type="spellEnd"/>
+            <w:r>
+              <w:t xml:space="preserve">"&gt;` </w:t>
+            </w:r>
+          </w:p>
+        </w:tc>
+      </w:tr>
+      <w:tr>
+        <w:tc>
+          <w:tcPr>
+            <w:tcW w:w="3245" w:type="dxa"/>
+          </w:tcPr>
+          <w:p>
+            <w:pPr>
+              <w:pStyle w:val="T"/>
+            </w:pPr>
+            <w:r>
+              <w:t xml:space="preserve"> ng-submit </w:t>
+            </w:r>
+          </w:p>
+        </w:tc>
+        <w:tc>
+          <w:tcPr>
+            <w:tcW w:w="3245" w:type="dxa"/>
+          </w:tcPr>
+          <w:p>
+            <w:pPr>
+              <w:pStyle w:val="T"/>
+            </w:pPr>
+            <w:r>
+              <w:t xml:space="preserve"> Handles form submission </w:t>
+            </w:r>
+          </w:p>
+        </w:tc>
+        <w:tc>
+          <w:tcPr>
+            <w:tcW w:w="3246" w:type="dxa"/>
+          </w:tcPr>
+          <w:p>
+            <w:pPr>
+              <w:pStyle w:val="T"/>
+            </w:pPr>
+            <w:r>
+              <w:t xml:space="preserve"> `&lt;form ng-submit="</w:t>
+            </w:r>
+            <w:proofErr w:type="gramStart"/>
+            <w:r>
+              <w:t>save(</w:t>
+            </w:r>
+            <w:proofErr w:type="gramEnd"/>
+            <w:r>
+              <w:t>)"&gt;`</w:t>
+            </w:r>
+          </w:p>
+        </w:tc>
+      </w:tr>
+    </w:tbl>
+    <w:p>
+      <w:pPr>
+        <w:pStyle w:val="S"/>
+      </w:pPr>
+    </w:p>
+    <w:p>
+      <w:pPr>
+        <w:pStyle w:val="S"/>
+      </w:pPr>
+    </w:p>
+    <w:p>
+      <w:pPr>
+        <w:pStyle w:val="H"/>
+      </w:pPr>
+      <w:r>
+        <w:t xml:space="preserve">Q4. </w:t>
+      </w:r>
+      <w:r>
+        <w:t xml:space="preserve">Create a program </w:t>
+      </w:r>
+      <w:r>
+        <w:t xml:space="preserve">to demonstrate </w:t>
+      </w:r>
+      <w:r>
+        <w:t>a login form</w:t>
+      </w:r>
+    </w:p>
+    <w:p>
+      <w:pPr>
+        <w:pStyle w:val="H"/>
+      </w:pPr>
+      <w:r>
+        <w:t xml:space="preserve">(index.html) </w:t>
+      </w:r>
+      <w:r>
+        <w:t>Code:</w:t>
+      </w:r>
+    </w:p>
+    <w:p>
+      <w:pPr>
+        <w:pStyle w:val="Code"/>
+      </w:pPr>
+      <w:r>
+        <w:t>&lt;!doctype html&gt;</w:t>
+      </w:r>
+    </w:p>
+    <w:p>
+      <w:pPr>
+        <w:pStyle w:val="Code"/>
+      </w:pPr>
+    </w:p>
+    <w:p>
+      <w:pPr>
+        <w:pStyle w:val="Code"/>
+      </w:pPr>
+      <w:r>
+        <w:t>&lt;html ng-app="</w:t>
+      </w:r>
+      <w:proofErr w:type="spellStart"/>
+      <w:r>
+        <w:t>studentApp</w:t>
+      </w:r>
+      <w:proofErr w:type="spellEnd"/>
+      <w:r>
+        <w:t>"&gt;</w:t>
+      </w:r>
+    </w:p>
+    <w:p>
+      <w:pPr>
+        <w:pStyle w:val="Code"/>
+      </w:pPr>
+      <w:r>
+        <w:t>    &lt;head&gt;</w:t>
+      </w:r>
+    </w:p>
+    <w:p>
+      <w:pPr>
+        <w:pStyle w:val="Code"/>
+      </w:pPr>
+      <w:r>
+        <w:t>        &lt;title&gt;Student Login&lt;/title&gt;</w:t>
+      </w:r>
+    </w:p>
+    <w:p>
+      <w:pPr>
+        <w:pStyle w:val="Code"/>
+      </w:pPr>
+    </w:p>
+    <w:p>
+      <w:pPr>
+        <w:pStyle w:val="Code"/>
+      </w:pPr>
+      <w:r>
+        <w:t xml:space="preserve">        &lt;link </w:t>
+      </w:r>
+      <w:proofErr w:type="spellStart"/>
+      <w:r>
+        <w:t>rel</w:t>
+      </w:r>
+      <w:proofErr w:type="spellEnd"/>
+      <w:r>
+        <w:t xml:space="preserve">="stylesheet" </w:t>
+      </w:r>
+      <w:proofErr w:type="spellStart"/>
+      <w:r>
+        <w:t>href</w:t>
+      </w:r>
+      <w:proofErr w:type="spellEnd"/>
+      <w:r>
+        <w:t>="style.css" /&gt;</w:t>
+      </w:r>
+    </w:p>
+    <w:p>
+      <w:pPr>
+        <w:pStyle w:val="Code"/>
+      </w:pPr>
+    </w:p>
+    <w:p>
+      <w:pPr>
+        <w:pStyle w:val="Code"/>
+      </w:pPr>
+      <w:r>
+        <w:t>        &lt;script src="https://ajax.googleapis.com/ajax/libs/angularjs/1.8.2/angular.min.js"&gt;&lt;/script&gt;</w:t>
+      </w:r>
+    </w:p>
+    <w:p>
+      <w:pPr>
+        <w:pStyle w:val="Code"/>
+      </w:pPr>
+    </w:p>
+    <w:p>
+      <w:pPr>
+        <w:pStyle w:val="Code"/>
+      </w:pPr>
+      <w:r>
+        <w:t xml:space="preserve">        &lt;script </w:t>
+      </w:r>
+      <w:proofErr w:type="spellStart"/>
+      <w:r>
+        <w:t>src</w:t>
+      </w:r>
+      <w:proofErr w:type="spellEnd"/>
+      <w:r>
+        <w:t>="app.js"&gt;&lt;/script&gt;</w:t>
+      </w:r>
+    </w:p>
+    <w:p>
+      <w:pPr>
+        <w:pStyle w:val="Code"/>
+      </w:pPr>
+    </w:p>
+    <w:p>
+      <w:pPr>
+        <w:pStyle w:val="Code"/>
+      </w:pPr>
+      <w:r>
+        <w:t xml:space="preserve">        &lt;script </w:t>
+      </w:r>
+      <w:proofErr w:type="spellStart"/>
+      <w:r>
+        <w:t>src</w:t>
+      </w:r>
+      <w:proofErr w:type="spellEnd"/>
+      <w:r>
+        <w:t>="loginController.js"&gt;&lt;/script&gt;</w:t>
+      </w:r>
+    </w:p>
+    <w:p>
+      <w:pPr>
+        <w:pStyle w:val="Code"/>
+      </w:pPr>
+      <w:r>
+        <w:t>    &lt;/head&gt;</w:t>
+      </w:r>
+    </w:p>
+    <w:p>
+      <w:pPr>
+        <w:pStyle w:val="Code"/>
+      </w:pPr>
+    </w:p>
+    <w:p>
+      <w:pPr>
+        <w:pStyle w:val="Code"/>
+      </w:pPr>
+      <w:r>
+        <w:t>    &lt;body ng-controller="</w:t>
+      </w:r>
+      <w:proofErr w:type="spellStart"/>
+      <w:r>
+        <w:t>LoginController</w:t>
+      </w:r>
+      <w:proofErr w:type="spellEnd"/>
+      <w:r>
+        <w:t>"&gt;</w:t>
+      </w:r>
+    </w:p>
+    <w:p>
+      <w:pPr>
+        <w:pStyle w:val="Code"/>
+      </w:pPr>
+      <w:r>
+        <w:t>        &lt;div class="login-container"&gt;</w:t>
+      </w:r>
+    </w:p>
+    <w:p>
+      <w:pPr>
+        <w:pStyle w:val="Code"/>
+      </w:pPr>
+      <w:r>
+        <w:t>            &lt;h2&gt;Student Login&lt;/h2&gt;</w:t>
+      </w:r>
+    </w:p>
+    <w:p>
+      <w:pPr>
+        <w:pStyle w:val="Code"/>
+      </w:pPr>
+    </w:p>
+    <w:p>
+      <w:pPr>
+        <w:pStyle w:val="Code"/>
+      </w:pPr>
+      <w:r>
+        <w:t>            &lt;form ng-submit="login()"&gt;</w:t>
+      </w:r>
+    </w:p>
+    <w:p>
+      <w:pPr>
+        <w:pStyle w:val="Code"/>
+      </w:pPr>
+      <w:r>
+        <w:t>                &lt;div class="form-group"&gt;</w:t>
+      </w:r>
+    </w:p>
+    <w:p>
+      <w:pPr>
+        <w:pStyle w:val="Code"/>
+      </w:pPr>
+      <w:r>
+        <w:t>                    &lt;label&gt;Username:&lt;/label&gt;</w:t>
+      </w:r>
+    </w:p>
+    <w:p>
+      <w:pPr>
+        <w:pStyle w:val="Code"/>
+      </w:pPr>
+    </w:p>
+    <w:p>
+      <w:pPr>
+        <w:pStyle w:val="Code"/>
+      </w:pPr>
+      <w:r>
+        <w:t>                    &lt;input</w:t>
+      </w:r>
+    </w:p>
+    <w:p>
+      <w:pPr>
+        <w:pStyle w:val="Code"/>
+      </w:pPr>
+      <w:r>
+        <w:t>                        type="text"</w:t>
+      </w:r>
+    </w:p>
+    <w:p>
+      <w:pPr>
+        <w:pStyle w:val="Code"/>
+      </w:pPr>
+      <w:r>
+        <w:t>                        ng-model="username"</w:t>
+      </w:r>
+    </w:p>
+    <w:p>
+      <w:pPr>
+        <w:pStyle w:val="Code"/>
+      </w:pPr>
+      <w:r>
+        <w:t>                        placeholder="Enter username"</w:t>
+      </w:r>
+    </w:p>
+    <w:p>
+      <w:pPr>
+        <w:pStyle w:val="Code"/>
+      </w:pPr>
+      <w:r>
+        <w:t>                        autofocus</w:t>
+      </w:r>
+    </w:p>
+    <w:p>
+      <w:pPr>
+        <w:pStyle w:val="Code"/>
+      </w:pPr>
+      <w:r>
+        <w:t>                    /&gt;</w:t>
+      </w:r>
+    </w:p>
+    <w:p>
+      <w:pPr>
+        <w:pStyle w:val="Code"/>
+      </w:pPr>
+      <w:r>
+        <w:t>                &lt;/div&gt;</w:t>
+      </w:r>
+    </w:p>
+    <w:p>
+      <w:pPr>
+        <w:pStyle w:val="Code"/>
+      </w:pPr>
+    </w:p>
+    <w:p>
+      <w:pPr>
+        <w:pStyle w:val="Code"/>
+      </w:pPr>
+      <w:r>
+        <w:t>                &lt;div class="form-group"&gt;</w:t>
+      </w:r>
+    </w:p>
+    <w:p>
+      <w:pPr>
+        <w:pStyle w:val="Code"/>
+      </w:pPr>
+      <w:r>
+        <w:t>                    &lt;label&gt;Password:&lt;/label&gt;</w:t>
+      </w:r>
+    </w:p>
+    <w:p>
+      <w:pPr>
+        <w:pStyle w:val="Code"/>
+      </w:pPr>
+    </w:p>
+    <w:p>
+      <w:pPr>
+        <w:pStyle w:val="Code"/>
+      </w:pPr>
+      <w:r>
+        <w:t>                    &lt;input</w:t>
+      </w:r>
+    </w:p>
+    <w:p>
+      <w:pPr>
+        <w:pStyle w:val="Code"/>
+      </w:pPr>
+      <w:r>
+        <w:t>                        type="password"</w:t>
+      </w:r>
+    </w:p>
+    <w:p>
+      <w:pPr>
+        <w:pStyle w:val="Code"/>
+      </w:pPr>
+      <w:r>
+        <w:t>                        ng-model="password"</w:t>
+      </w:r>
+    </w:p>
+    <w:p>
+      <w:pPr>
+        <w:pStyle w:val="Code"/>
+      </w:pPr>
+      <w:r>
+        <w:t>                        placeholder="Enter password"</w:t>
+      </w:r>
+    </w:p>
+    <w:p>
+      <w:pPr>
+        <w:pStyle w:val="Code"/>
+      </w:pPr>
+      <w:r>
+        <w:t>                    /&gt;</w:t>
+      </w:r>
+    </w:p>
+    <w:p>
+      <w:pPr>
+        <w:pStyle w:val="Code"/>
+      </w:pPr>
+      <w:r>
+        <w:t>                &lt;/div&gt;</w:t>
+      </w:r>
+    </w:p>
+    <w:p>
+      <w:pPr>
+        <w:pStyle w:val="Code"/>
+      </w:pPr>
+    </w:p>
+    <w:p>
+      <w:pPr>
+        <w:pStyle w:val="Code"/>
+      </w:pPr>
+      <w:r>
+        <w:t>                &lt;div class="error" ng-show="</w:t>
+      </w:r>
+      <w:proofErr w:type="spellStart"/>
+      <w:r>
+        <w:t>errorMessage</w:t>
+      </w:r>
+      <w:proofErr w:type="spellEnd"/>
+      <w:r>
+        <w:t>"&gt;</w:t>
+      </w:r>
+    </w:p>
+    <w:p>
+      <w:pPr>
+        <w:pStyle w:val="Code"/>
+      </w:pPr>
+      <w:r>
+        <w:t xml:space="preserve">                    {{ </w:t>
+      </w:r>
+      <w:proofErr w:type="spellStart"/>
+      <w:r>
+        <w:t>errorMessage</w:t>
+      </w:r>
+      <w:proofErr w:type="spellEnd"/>
+      <w:r>
+        <w:t xml:space="preserve"> }}</w:t>
+      </w:r>
+    </w:p>
+    <w:p>
+      <w:pPr>
+        <w:pStyle w:val="Code"/>
+      </w:pPr>
+      <w:r>
+        <w:t>                &lt;/div&gt;</w:t>
+      </w:r>
+    </w:p>
+    <w:p>
+      <w:pPr>
+        <w:pStyle w:val="Code"/>
+      </w:pPr>
+    </w:p>
+    <w:p>
+      <w:pPr>
+        <w:pStyle w:val="Code"/>
+      </w:pPr>
+      <w:r>
+        <w:t>                &lt;div class="button-group"&gt;</w:t>
+      </w:r>
+    </w:p>
+    <w:p>
+      <w:pPr>
+        <w:pStyle w:val="Code"/>
+      </w:pPr>
+      <w:r>
+        <w:t>                    &lt;button type="submit"&gt;Login&lt;/button&gt;</w:t>
+      </w:r>
+    </w:p>
+    <w:p>
+      <w:pPr>
+        <w:pStyle w:val="Code"/>
+      </w:pPr>
+    </w:p>
+    <w:p>
+      <w:pPr>
+        <w:pStyle w:val="Code"/>
+      </w:pPr>
+      <w:r>
+        <w:t>                    &lt;button type="button" ng-click="</w:t>
+      </w:r>
+      <w:proofErr w:type="spellStart"/>
+      <w:r>
+        <w:t>resetForm</w:t>
+      </w:r>
+      <w:proofErr w:type="spellEnd"/>
+      <w:r>
+        <w:t>()"&gt;Reset&lt;/button&gt;</w:t>
+      </w:r>
+    </w:p>
+    <w:p>
+      <w:pPr>
+        <w:pStyle w:val="Code"/>
+      </w:pPr>
+      <w:r>
+        <w:t>                &lt;/div&gt;</w:t>
+      </w:r>
+    </w:p>
+    <w:p>
+      <w:pPr>
+        <w:pStyle w:val="Code"/>
+      </w:pPr>
+      <w:r>
+        <w:t>            &lt;/form&gt;</w:t>
+      </w:r>
+    </w:p>
+    <w:p>
+      <w:pPr>
+        <w:pStyle w:val="Code"/>
+      </w:pPr>
+    </w:p>
+    <w:p>
+      <w:pPr>
+        <w:pStyle w:val="Code"/>
+      </w:pPr>
+      <w:r>
+        <w:t>        &lt;/div&gt;</w:t>
+      </w:r>
+    </w:p>
+    <w:p>
+      <w:pPr>
+        <w:pStyle w:val="Code"/>
+      </w:pPr>
+      <w:r>
+        <w:t>    &lt;/body&gt;</w:t>
+      </w:r>
+    </w:p>
+    <w:p>
+      <w:pPr>
+        <w:pStyle w:val="Code"/>
+      </w:pPr>
+      <w:r>
+        <w:t>&lt;/html&gt;</w:t>
+      </w:r>
+    </w:p>
+    <w:p>
+      <w:pPr>
+        <w:pStyle w:val="S"/>
+        <w:rPr>
+          <w:rFonts w:ascii="JetBrains Mono NL" w:eastAsia="Microsoft JhengHei" w:hAnsi="JetBrains Mono NL" w:cs="Cascadia Code"/>
+          <w:sz w:val="18"/>
+          <w:szCs w:val="24"/>
+        </w:rPr>
+      </w:pPr>
+    </w:p>
+    <w:p>
+      <w:pPr>
+        <w:pStyle w:val="H"/>
+      </w:pPr>
+      <w:r>
+        <w:t>(</w:t>
+      </w:r>
+      <w:r>
+        <w:t>loginController</w:t>
+      </w:r>
+      <w:r>
+        <w:t>.</w:t>
+      </w:r>
+      <w:r>
+        <w:t>js</w:t>
+      </w:r>
+      <w:r>
+        <w:t>) Code:</w:t>
+      </w:r>
+    </w:p>
+    <w:p>
+      <w:pPr>
+        <w:pStyle w:val="Code"/>
+      </w:pPr>
+      <w:proofErr w:type="spellStart"/>
+      <w:r>
+        <w:t>app.controller</w:t>
+      </w:r>
+      <w:proofErr w:type="spellEnd"/>
+      <w:r>
+        <w:t>("</w:t>
+      </w:r>
+      <w:proofErr w:type="spellStart"/>
+      <w:r>
+        <w:t>LoginController</w:t>
+      </w:r>
+      <w:proofErr w:type="spellEnd"/>
+      <w:r>
+        <w:t>", function ($scope, $window) {</w:t>
+      </w:r>
+    </w:p>
+    <w:p>
+      <w:pPr>
+        <w:pStyle w:val="Code"/>
+      </w:pPr>
+      <w:r>
+        <w:t xml:space="preserve">    var </w:t>
+      </w:r>
+      <w:proofErr w:type="spellStart"/>
+      <w:r>
+        <w:t>validStudent</w:t>
+      </w:r>
+      <w:proofErr w:type="spellEnd"/>
+      <w:r>
+        <w:t xml:space="preserve"> = {</w:t>
+      </w:r>
+    </w:p>
+    <w:p>
+      <w:pPr>
+        <w:pStyle w:val="Code"/>
+      </w:pPr>
+      <w:r>
+        <w:t>        username: "</w:t>
+      </w:r>
+      <w:proofErr w:type="spellStart"/>
+      <w:r>
+        <w:t>abc</w:t>
+      </w:r>
+      <w:proofErr w:type="spellEnd"/>
+      <w:r>
+        <w:t>",</w:t>
+      </w:r>
+    </w:p>
+    <w:p>
+      <w:pPr>
+        <w:pStyle w:val="Code"/>
+      </w:pPr>
+    </w:p>
+    <w:p>
+      <w:pPr>
+        <w:pStyle w:val="Code"/>
+      </w:pPr>
+      <w:r>
+        <w:t>        password: "123",</w:t>
+      </w:r>
+    </w:p>
+    <w:p>
+      <w:pPr>
+        <w:pStyle w:val="Code"/>
+      </w:pPr>
+      <w:r>
+        <w:t>    };</w:t>
+      </w:r>
+    </w:p>
+    <w:p>
+      <w:pPr>
+        <w:pStyle w:val="Code"/>
+      </w:pPr>
+    </w:p>
+    <w:p>
+      <w:pPr>
+        <w:pStyle w:val="Code"/>
+      </w:pPr>
+      <w:r>
+        <w:t>    $</w:t>
+      </w:r>
+      <w:proofErr w:type="spellStart"/>
+      <w:r>
+        <w:t>scope.login</w:t>
+      </w:r>
+      <w:proofErr w:type="spellEnd"/>
+      <w:r>
+        <w:t xml:space="preserve"> = function () {</w:t>
+      </w:r>
+    </w:p>
+    <w:p>
+      <w:pPr>
+        <w:pStyle w:val="Code"/>
+      </w:pPr>
+      <w:r>
+        <w:t>        if (!$</w:t>
+      </w:r>
+      <w:proofErr w:type="spellStart"/>
+      <w:r>
+        <w:t>scope.username</w:t>
+      </w:r>
+      <w:proofErr w:type="spellEnd"/>
+      <w:r>
+        <w:t xml:space="preserve"> || !$</w:t>
+      </w:r>
+      <w:proofErr w:type="spellStart"/>
+      <w:r>
+        <w:t>scope.password</w:t>
+      </w:r>
+      <w:proofErr w:type="spellEnd"/>
+      <w:r>
+        <w:t>) {</w:t>
+      </w:r>
+    </w:p>
+    <w:p>
+      <w:pPr>
+        <w:pStyle w:val="Code"/>
+      </w:pPr>
+      <w:r>
+        <w:t>            $</w:t>
+      </w:r>
+      <w:proofErr w:type="spellStart"/>
+      <w:r>
+        <w:t>scope.errorMessage</w:t>
+      </w:r>
+      <w:proofErr w:type="spellEnd"/>
+      <w:r>
+        <w:t xml:space="preserve"> = "Please enter both username and password";</w:t>
+      </w:r>
+    </w:p>
+    <w:p>
+      <w:pPr>
+        <w:pStyle w:val="Code"/>
+      </w:pPr>
+    </w:p>
+    <w:p>
+      <w:pPr>
+        <w:pStyle w:val="Code"/>
+      </w:pPr>
+      <w:r>
+        <w:t>            return;</w:t>
+      </w:r>
+    </w:p>
+    <w:p>
+      <w:pPr>
+        <w:pStyle w:val="Code"/>
+      </w:pPr>
+      <w:r>
+        <w:t>        }</w:t>
+      </w:r>
+    </w:p>
+    <w:p>
+      <w:pPr>
+        <w:pStyle w:val="Code"/>
+      </w:pPr>
+    </w:p>
+    <w:p>
+      <w:pPr>
+        <w:pStyle w:val="Code"/>
+      </w:pPr>
+      <w:r>
+        <w:t>        if (</w:t>
+      </w:r>
+    </w:p>
+    <w:p>
+      <w:pPr>
+        <w:pStyle w:val="Code"/>
+      </w:pPr>
+      <w:r>
+        <w:t>            $</w:t>
+      </w:r>
+      <w:proofErr w:type="spellStart"/>
+      <w:r>
+        <w:t>scope.username</w:t>
+      </w:r>
+      <w:proofErr w:type="spellEnd"/>
+      <w:r>
+        <w:t xml:space="preserve"> === </w:t>
+      </w:r>
+      <w:proofErr w:type="spellStart"/>
+      <w:r>
+        <w:t>validStudent.username</w:t>
+      </w:r>
+      <w:proofErr w:type="spellEnd"/>
+      <w:r>
+        <w:t xml:space="preserve"> &amp;&amp;</w:t>
+      </w:r>
+    </w:p>
+    <w:p>
+      <w:pPr>
+        <w:pStyle w:val="Code"/>
+      </w:pPr>
+      <w:r>
+        <w:t>            $</w:t>
+      </w:r>
+      <w:proofErr w:type="spellStart"/>
+      <w:r>
+        <w:t>scope.password</w:t>
+      </w:r>
+      <w:proofErr w:type="spellEnd"/>
+      <w:r>
+        <w:t xml:space="preserve"> === </w:t>
+      </w:r>
+      <w:proofErr w:type="spellStart"/>
+      <w:r>
+        <w:t>validStudent.password</w:t>
+      </w:r>
+      <w:proofErr w:type="spellEnd"/>
+    </w:p>
+    <w:p>
+      <w:pPr>
+        <w:pStyle w:val="Code"/>
+      </w:pPr>
+      <w:r>
+        <w:t>        ) {</w:t>
+      </w:r>
+    </w:p>
+    <w:p>
+      <w:pPr>
+        <w:pStyle w:val="Code"/>
+      </w:pPr>
+      <w:r>
+        <w:t xml:space="preserve">            </w:t>
+      </w:r>
+      <w:proofErr w:type="spellStart"/>
+      <w:r>
+        <w:t>localStorage.setItem</w:t>
+      </w:r>
+      <w:proofErr w:type="spellEnd"/>
+      <w:r>
+        <w:t>("</w:t>
+      </w:r>
+      <w:proofErr w:type="spellStart"/>
+      <w:r>
+        <w:t>isLoggedIn</w:t>
+      </w:r>
+      <w:proofErr w:type="spellEnd"/>
+      <w:r>
+        <w:t>", "true");</w:t>
+      </w:r>
+    </w:p>
+    <w:p>
+      <w:pPr>
+        <w:pStyle w:val="Code"/>
+      </w:pPr>
+    </w:p>
+    <w:p>
+      <w:pPr>
+        <w:pStyle w:val="Code"/>
+      </w:pPr>
+      <w:r>
+        <w:t xml:space="preserve">            </w:t>
+      </w:r>
+      <w:proofErr w:type="spellStart"/>
+      <w:r>
+        <w:t>localStorage.setItem</w:t>
+      </w:r>
+      <w:proofErr w:type="spellEnd"/>
+      <w:r>
+        <w:t>("username", $</w:t>
+      </w:r>
+      <w:proofErr w:type="spellStart"/>
+      <w:r>
+        <w:t>scope.username</w:t>
+      </w:r>
+      <w:proofErr w:type="spellEnd"/>
+      <w:r>
+        <w:t>);</w:t>
+      </w:r>
+    </w:p>
+    <w:p>
+      <w:pPr>
+        <w:pStyle w:val="Code"/>
+      </w:pPr>
+    </w:p>
+    <w:p>
+      <w:pPr>
+        <w:pStyle w:val="Code"/>
+      </w:pPr>
+      <w:r>
+        <w:t>            $</w:t>
+      </w:r>
+      <w:proofErr w:type="spellStart"/>
+      <w:r>
+        <w:t>window.location.href</w:t>
+      </w:r>
+      <w:proofErr w:type="spellEnd"/>
+      <w:r>
+        <w:t xml:space="preserve"> = "welcome.html";</w:t>
+      </w:r>
+    </w:p>
+    <w:p>
+      <w:pPr>
+        <w:pStyle w:val="Code"/>
+      </w:pPr>
+      <w:r>
+        <w:t>        } else {</w:t>
+      </w:r>
+    </w:p>
+    <w:p>
+      <w:pPr>
+        <w:pStyle w:val="Code"/>
+      </w:pPr>
+      <w:r>
+        <w:t>            $</w:t>
+      </w:r>
+      <w:proofErr w:type="spellStart"/>
+      <w:r>
+        <w:t>scope.errorMessage</w:t>
+      </w:r>
+      <w:proofErr w:type="spellEnd"/>
+      <w:r>
+        <w:t xml:space="preserve"> = "Invalid username or password";</w:t>
+      </w:r>
+    </w:p>
+    <w:p>
+      <w:pPr>
+        <w:pStyle w:val="Code"/>
+      </w:pPr>
+    </w:p>
+    <w:p>
+      <w:pPr>
+        <w:pStyle w:val="Code"/>
+      </w:pPr>
+      <w:r>
+        <w:t>            $</w:t>
+      </w:r>
+      <w:proofErr w:type="spellStart"/>
+      <w:r>
+        <w:t>scope.password</w:t>
+      </w:r>
+      <w:proofErr w:type="spellEnd"/>
+      <w:r>
+        <w:t xml:space="preserve"> = "";</w:t>
+      </w:r>
+    </w:p>
+    <w:p>
+      <w:pPr>
+        <w:pStyle w:val="Code"/>
+      </w:pPr>
+      <w:r>
+        <w:t>        }</w:t>
+      </w:r>
+    </w:p>
+    <w:p>
+      <w:pPr>
+        <w:pStyle w:val="Code"/>
+      </w:pPr>
+      <w:r>
+        <w:t>    };</w:t>
+      </w:r>
+    </w:p>
+    <w:p>
+      <w:pPr>
+        <w:pStyle w:val="Code"/>
+      </w:pPr>
+    </w:p>
+    <w:p>
+      <w:pPr>
+        <w:pStyle w:val="Code"/>
+      </w:pPr>
+      <w:r>
+        <w:lastRenderedPageBreak/>
+        <w:t>    $</w:t>
+      </w:r>
+      <w:proofErr w:type="spellStart"/>
+      <w:r>
+        <w:t>scope.resetForm</w:t>
+      </w:r>
+      <w:proofErr w:type="spellEnd"/>
+      <w:r>
+        <w:t xml:space="preserve"> = function () {</w:t>
+      </w:r>
+    </w:p>
+    <w:p>
+      <w:pPr>
+        <w:pStyle w:val="Code"/>
+      </w:pPr>
+      <w:r>
+        <w:t>        $</w:t>
+      </w:r>
+      <w:proofErr w:type="spellStart"/>
+      <w:r>
+        <w:t>scope.username</w:t>
+      </w:r>
+      <w:proofErr w:type="spellEnd"/>
+      <w:r>
+        <w:t xml:space="preserve"> = "";</w:t>
+      </w:r>
+    </w:p>
+    <w:p>
+      <w:pPr>
+        <w:pStyle w:val="Code"/>
+      </w:pPr>
+    </w:p>
+    <w:p>
+      <w:pPr>
+        <w:pStyle w:val="Code"/>
+      </w:pPr>
+      <w:r>
+        <w:t>        $</w:t>
+      </w:r>
+      <w:proofErr w:type="spellStart"/>
+      <w:r>
+        <w:t>scope.password</w:t>
+      </w:r>
+      <w:proofErr w:type="spellEnd"/>
+      <w:r>
+        <w:t xml:space="preserve"> = "";</w:t>
+      </w:r>
+    </w:p>
+    <w:p>
+      <w:pPr>
+        <w:pStyle w:val="Code"/>
+      </w:pPr>
+    </w:p>
+    <w:p>
+      <w:pPr>
+        <w:pStyle w:val="Code"/>
+      </w:pPr>
+      <w:r>
+        <w:t>        $</w:t>
+      </w:r>
+      <w:proofErr w:type="spellStart"/>
+      <w:r>
+        <w:t>scope.errorMessage</w:t>
+      </w:r>
+      <w:proofErr w:type="spellEnd"/>
+      <w:r>
+        <w:t xml:space="preserve"> = "";</w:t>
+      </w:r>
+    </w:p>
+    <w:p>
+      <w:pPr>
+        <w:pStyle w:val="Code"/>
+      </w:pPr>
+      <w:r>
+        <w:t>    };</w:t>
+      </w:r>
+    </w:p>
+    <w:p>
+      <w:pPr>
+        <w:pStyle w:val="Code"/>
+      </w:pPr>
+      <w:r>
+        <w:t>});</w:t>
+      </w:r>
+    </w:p>
+    <w:p>
+      <w:pPr>
+        <w:pStyle w:val="S"/>
+      </w:pPr>
+    </w:p>
+    <w:p>
+      <w:pPr>
+        <w:pStyle w:val="H"/>
+      </w:pPr>
+      <w:r>
+        <w:t>Ouput:</w:t>
+      </w:r>
+    </w:p>
+    <w:p>
+      <w:pPr>
+        <w:pStyle w:val="H"/>
+      </w:pPr>
+      <w:r>
+        <w:drawing>
+          <wp:inline distT="0" distB="0" distL="0" distR="0" wp14:anchorId="055030E9" wp14:editId="6EEC3678">
+            <wp:extent cx="6187593" cy="1558014"/>
+            <wp:effectExtent l="0" t="0" r="3810" b="4445"/>
+            <wp:docPr id="1" name="Picture 1"/>
+            <wp:cNvGraphicFramePr>
+              <a:graphicFrameLocks xmlns:a="http://schemas.openxmlformats.org/drawingml/2006/main" noChangeAspect="1"/>
+            </wp:cNvGraphicFramePr>
+            <a:graphic xmlns:a="http://schemas.openxmlformats.org/drawingml/2006/main">
+              <a:graphicData uri="http://schemas.openxmlformats.org/drawingml/2006/picture">
+                <pic:pic xmlns:pic="http://schemas.openxmlformats.org/drawingml/2006/picture">
+                  <pic:nvPicPr>
+                    <pic:cNvPr id="1" name=""/>
+                    <pic:cNvPicPr/>
+                  </pic:nvPicPr>
+                  <pic:blipFill rotWithShape="1">
+                    <a:blip r:embed="rId9"/>
+                    <a:srcRect t="26897" b="26046"/>
+                    <a:stretch/>
+                  </pic:blipFill>
+                  <pic:spPr bwMode="auto">
+                    <a:xfrm>
+                      <a:off x="0" y="0"/>
+                      <a:ext cx="6188710" cy="1558295"/>
+                    </a:xfrm>
+                    <a:prstGeom prst="rect">
+                      <a:avLst/>
+                    </a:prstGeom>
+                    <a:ln>
+                      <a:noFill/>
+                    </a:ln>
+                    <a:extLst>
+                      <a:ext uri="{53640926-AAD7-44D8-BBD7-CCE9431645EC}">
+                        <a14:shadowObscured xmlns:a14="http://schemas.microsoft.com/office/drawing/2010/main"/>
+                      </a:ext>
+                    </a:extLst>
+                  </pic:spPr>
+                </pic:pic>
+              </a:graphicData>
+            </a:graphic>
+          </wp:inline>
+        </w:drawing>
+      </w:r>
+    </w:p>
+    <w:p>
+      <w:pPr>
+        <w:pStyle w:val="S"/>
+      </w:pPr>
+    </w:p>
+    <w:p>
+      <w:pPr>
+        <w:pStyle w:val="H"/>
+      </w:pPr>
+      <w:r>
+        <w:drawing>
+          <wp:inline distT="0" distB="0" distL="0" distR="0" wp14:anchorId="28D05BBB" wp14:editId="6F509BE1">
+            <wp:extent cx="6186387" cy="1295621"/>
+            <wp:effectExtent l="0" t="0" r="5080" b="0"/>
+            <wp:docPr id="4" name="Picture 4"/>
+            <wp:cNvGraphicFramePr>
+              <a:graphicFrameLocks xmlns:a="http://schemas.openxmlformats.org/drawingml/2006/main" noChangeAspect="1"/>
+            </wp:cNvGraphicFramePr>
+            <a:graphic xmlns:a="http://schemas.openxmlformats.org/drawingml/2006/main">
+              <a:graphicData uri="http://schemas.openxmlformats.org/drawingml/2006/picture">
+                <pic:pic xmlns:pic="http://schemas.openxmlformats.org/drawingml/2006/picture">
+                  <pic:nvPicPr>
+                    <pic:cNvPr id="1" name=""/>
+                    <pic:cNvPicPr/>
+                  </pic:nvPicPr>
+                  <pic:blipFill rotWithShape="1">
+                    <a:blip r:embed="rId10"/>
+                    <a:srcRect t="30976" b="29884"/>
+                    <a:stretch/>
+                  </pic:blipFill>
+                  <pic:spPr bwMode="auto">
+                    <a:xfrm>
+                      <a:off x="0" y="0"/>
+                      <a:ext cx="6188710" cy="1296107"/>
+                    </a:xfrm>
+                    <a:prstGeom prst="rect">
+                      <a:avLst/>
+                    </a:prstGeom>
+                    <a:ln>
+                      <a:noFill/>
+                    </a:ln>
+                    <a:extLst>
+                      <a:ext uri="{53640926-AAD7-44D8-BBD7-CCE9431645EC}">
+                        <a14:shadowObscured xmlns:a14="http://schemas.microsoft.com/office/drawing/2010/main"/>
+                      </a:ext>
+                    </a:extLst>
+                  </pic:spPr>
+                </pic:pic>
+              </a:graphicData>
+            </a:graphic>
+          </wp:inline>
+        </w:drawing>
+      </w:r>
+    </w:p>
+    <w:p>
+      <w:pPr>
+        <w:pStyle w:val="H"/>
+      </w:pPr>
+      <w:r>
+        <w:t>Conclusion:</w:t>
+      </w:r>
+    </w:p>
+    <w:p>
+      <w:pPr>
+        <w:pStyle w:val="T"/>
+      </w:pPr>
+      <w:r>
+        <w:t xml:space="preserve">In this experiment, we </w:t>
+      </w:r>
+      <w:r>
+        <w:t xml:space="preserve">successfully </w:t>
+      </w:r>
+      <w:r>
+        <w:t xml:space="preserve">installed </w:t>
+      </w:r>
+      <w:r>
+        <w:t xml:space="preserve">AngularJS &amp; </w:t>
+      </w:r>
+      <w:r>
+        <w:t>implemented</w:t>
+      </w:r>
+      <w:r>
+        <w:t xml:space="preserve"> of Basic AngularJS Application</w:t>
+      </w:r>
+      <w:r>
+        <w:t>.</w:t>
+      </w:r>
+    </w:p>
+    <w:p>
+      <w:pPr>
+        <w:pStyle w:val="T"/>
+      </w:pPr>
+      <w:r>
+        <w:t xml:space="preserve"> </w:t>
+      </w:r>
+    </w:p>
     <w:sectPr>
-      <w:headerReference w:type="even" r:id="rId7"/>
-      <w:headerReference w:type="default" r:id="rId8"/>
-      <w:footerReference w:type="even" r:id="rId9"/>
-      <w:footerReference w:type="default" r:id="rId10"/>
-      <w:headerReference w:type="first" r:id="rId11"/>
-      <w:footerReference w:type="first" r:id="rId12"/>
+      <w:headerReference w:type="default" r:id="rId11"/>
+      <w:footerReference w:type="default" r:id="rId12"/>
       <w:pgSz w:w="11906" w:h="16838"/>
       <w:pgMar w:top="1440" w:right="1080" w:bottom="1440" w:left="1080" w:header="708" w:footer="708" w:gutter="0"/>
       <w:cols w:space="708"/>
@@ -49,16 +1957,6 @@
   <w:p>
     <w:pPr>
       <w:pStyle w:val="Footer"/>
-    </w:pPr>
-  </w:p>
-</w:ftr>
-</file>
-
-<file path=word/footer2.xml><?xml version="1.0" encoding="utf-8"?>
-<w:ftr xmlns:wpc="http://schemas.microsoft.com/office/word/2010/wordprocessingCanvas" xmlns:cx="http://schemas.microsoft.com/office/drawing/2014/chartex" xmlns:cx1="http://schemas.microsoft.com/office/drawing/2015/9/8/chartex" xmlns:cx2="http://schemas.microsoft.com/office/drawing/2015/10/21/chartex" xmlns:cx3="http://schemas.microsoft.com/office/drawing/2016/5/9/chartex" xmlns:cx4="http://schemas.microsoft.com/office/drawing/2016/5/10/chartex" xmlns:cx5="http://schemas.microsoft.com/office/drawing/2016/5/11/chartex" xmlns:cx6="http://schemas.microsoft.com/office/drawing/2016/5/12/chartex" xmlns:cx7="http://schemas.microsoft.com/office/drawing/2016/5/13/chartex" xmlns:cx8="http://schemas.microsoft.com/office/drawing/2016/5/14/chartex" xmlns:mc="http://schemas.openxmlformats.org/markup-compatibility/2006" xmlns:aink="http://schemas.microsoft.com/office/drawing/2016/ink" xmlns:am3d="http://schemas.microsoft.com/office/drawing/2017/model3d" xmlns:o="urn:schemas-microsoft-com:office:office" xmlns:r="http://schemas.openxmlformats.org/officeDocument/2006/relationships" xmlns:m="http://schemas.openxmlformats.org/officeDocument/2006/math" xmlns:v="urn:schemas-microsoft-com:vml" xmlns:wp14="http://schemas.microsoft.com/office/word/2010/wordprocessingDrawing" xmlns:wp="http://schemas.openxmlformats.org/drawingml/2006/wordprocessingDrawing" xmlns:w10="urn:schemas-microsoft-com:office:word" xmlns:w="http://schemas.openxmlformats.org/wordprocessingml/2006/main" xmlns:w14="http://schemas.microsoft.com/office/word/2010/wordml" xmlns:w15="http://schemas.microsoft.com/office/word/2012/wordml" xmlns:w16cex="http://schemas.microsoft.com/office/word/2018/wordml/cex" xmlns:w16cid="http://schemas.microsoft.com/office/word/2016/wordml/cid" xmlns:w16="http://schemas.microsoft.com/office/word/2018/wordml" xmlns:w16sdtdh="http://schemas.microsoft.com/office/word/2020/wordml/sdtdatahash" xmlns:w16se="http://schemas.microsoft.com/office/word/2015/wordml/symex" xmlns:wpg="http://schemas.microsoft.com/office/word/2010/wordprocessingGroup" xmlns:wpi="http://schemas.microsoft.com/office/word/2010/wordprocessingInk" xmlns:wne="http://schemas.microsoft.com/office/word/2006/wordml" xmlns:wps="http://schemas.microsoft.com/office/word/2010/wordprocessingShape" mc:Ignorable="w14 w15 w16se w16cid w16 w16cex w16sdtdh wp14">
-  <w:p>
-    <w:pPr>
-      <w:pStyle w:val="Footer"/>
       <w:pBdr>
         <w:top w:val="single" w:sz="4" w:space="8" w:color="4472C4" w:themeColor="accent1"/>
       </w:pBdr>
@@ -167,16 +2065,6 @@
       <w:rPr>
         <w:color w:val="000000" w:themeColor="text1"/>
       </w:rPr>
-    </w:pPr>
-  </w:p>
-</w:ftr>
-</file>
-
-<file path=word/footer3.xml><?xml version="1.0" encoding="utf-8"?>
-<w:ftr xmlns:wpc="http://schemas.microsoft.com/office/word/2010/wordprocessingCanvas" xmlns:cx="http://schemas.microsoft.com/office/drawing/2014/chartex" xmlns:cx1="http://schemas.microsoft.com/office/drawing/2015/9/8/chartex" xmlns:cx2="http://schemas.microsoft.com/office/drawing/2015/10/21/chartex" xmlns:cx3="http://schemas.microsoft.com/office/drawing/2016/5/9/chartex" xmlns:cx4="http://schemas.microsoft.com/office/drawing/2016/5/10/chartex" xmlns:cx5="http://schemas.microsoft.com/office/drawing/2016/5/11/chartex" xmlns:cx6="http://schemas.microsoft.com/office/drawing/2016/5/12/chartex" xmlns:cx7="http://schemas.microsoft.com/office/drawing/2016/5/13/chartex" xmlns:cx8="http://schemas.microsoft.com/office/drawing/2016/5/14/chartex" xmlns:mc="http://schemas.openxmlformats.org/markup-compatibility/2006" xmlns:aink="http://schemas.microsoft.com/office/drawing/2016/ink" xmlns:am3d="http://schemas.microsoft.com/office/drawing/2017/model3d" xmlns:o="urn:schemas-microsoft-com:office:office" xmlns:r="http://schemas.openxmlformats.org/officeDocument/2006/relationships" xmlns:m="http://schemas.openxmlformats.org/officeDocument/2006/math" xmlns:v="urn:schemas-microsoft-com:vml" xmlns:wp14="http://schemas.microsoft.com/office/word/2010/wordprocessingDrawing" xmlns:wp="http://schemas.openxmlformats.org/drawingml/2006/wordprocessingDrawing" xmlns:w10="urn:schemas-microsoft-com:office:word" xmlns:w="http://schemas.openxmlformats.org/wordprocessingml/2006/main" xmlns:w14="http://schemas.microsoft.com/office/word/2010/wordml" xmlns:w15="http://schemas.microsoft.com/office/word/2012/wordml" xmlns:w16cex="http://schemas.microsoft.com/office/word/2018/wordml/cex" xmlns:w16cid="http://schemas.microsoft.com/office/word/2016/wordml/cid" xmlns:w16="http://schemas.microsoft.com/office/word/2018/wordml" xmlns:w16sdtdh="http://schemas.microsoft.com/office/word/2020/wordml/sdtdatahash" xmlns:w16se="http://schemas.microsoft.com/office/word/2015/wordml/symex" xmlns:wpg="http://schemas.microsoft.com/office/word/2010/wordprocessingGroup" xmlns:wpi="http://schemas.microsoft.com/office/word/2010/wordprocessingInk" xmlns:wne="http://schemas.microsoft.com/office/word/2006/wordml" xmlns:wps="http://schemas.microsoft.com/office/word/2010/wordprocessingShape" mc:Ignorable="w14 w15 w16se w16cid w16 w16cex w16sdtdh wp14">
-  <w:p>
-    <w:pPr>
-      <w:pStyle w:val="Footer"/>
     </w:pPr>
   </w:p>
 </w:ftr>
@@ -208,16 +2096,6 @@
 </file>
 
 <file path=word/header1.xml><?xml version="1.0" encoding="utf-8"?>
-<w:hdr xmlns:wpc="http://schemas.microsoft.com/office/word/2010/wordprocessingCanvas" xmlns:cx="http://schemas.microsoft.com/office/drawing/2014/chartex" xmlns:cx1="http://schemas.microsoft.com/office/drawing/2015/9/8/chartex" xmlns:cx2="http://schemas.microsoft.com/office/drawing/2015/10/21/chartex" xmlns:cx3="http://schemas.microsoft.com/office/drawing/2016/5/9/chartex" xmlns:cx4="http://schemas.microsoft.com/office/drawing/2016/5/10/chartex" xmlns:cx5="http://schemas.microsoft.com/office/drawing/2016/5/11/chartex" xmlns:cx6="http://schemas.microsoft.com/office/drawing/2016/5/12/chartex" xmlns:cx7="http://schemas.microsoft.com/office/drawing/2016/5/13/chartex" xmlns:cx8="http://schemas.microsoft.com/office/drawing/2016/5/14/chartex" xmlns:mc="http://schemas.openxmlformats.org/markup-compatibility/2006" xmlns:aink="http://schemas.microsoft.com/office/drawing/2016/ink" xmlns:am3d="http://schemas.microsoft.com/office/drawing/2017/model3d" xmlns:o="urn:schemas-microsoft-com:office:office" xmlns:r="http://schemas.openxmlformats.org/officeDocument/2006/relationships" xmlns:m="http://schemas.openxmlformats.org/officeDocument/2006/math" xmlns:v="urn:schemas-microsoft-com:vml" xmlns:wp14="http://schemas.microsoft.com/office/word/2010/wordprocessingDrawing" xmlns:wp="http://schemas.openxmlformats.org/drawingml/2006/wordprocessingDrawing" xmlns:w10="urn:schemas-microsoft-com:office:word" xmlns:w="http://schemas.openxmlformats.org/wordprocessingml/2006/main" xmlns:w14="http://schemas.microsoft.com/office/word/2010/wordml" xmlns:w15="http://schemas.microsoft.com/office/word/2012/wordml" xmlns:w16cex="http://schemas.microsoft.com/office/word/2018/wordml/cex" xmlns:w16cid="http://schemas.microsoft.com/office/word/2016/wordml/cid" xmlns:w16="http://schemas.microsoft.com/office/word/2018/wordml" xmlns:w16sdtdh="http://schemas.microsoft.com/office/word/2020/wordml/sdtdatahash" xmlns:w16se="http://schemas.microsoft.com/office/word/2015/wordml/symex" xmlns:wpg="http://schemas.microsoft.com/office/word/2010/wordprocessingGroup" xmlns:wpi="http://schemas.microsoft.com/office/word/2010/wordprocessingInk" xmlns:wne="http://schemas.microsoft.com/office/word/2006/wordml" xmlns:wps="http://schemas.microsoft.com/office/word/2010/wordprocessingShape" mc:Ignorable="w14 w15 w16se w16cid w16 w16cex w16sdtdh wp14">
-  <w:p>
-    <w:pPr>
-      <w:pStyle w:val="Header"/>
-    </w:pPr>
-  </w:p>
-</w:hdr>
-</file>
-
-<file path=word/header2.xml><?xml version="1.0" encoding="utf-8"?>
 <w:hdr xmlns:wpc="http://schemas.microsoft.com/office/word/2010/wordprocessingCanvas" xmlns:cx="http://schemas.microsoft.com/office/drawing/2014/chartex" xmlns:cx1="http://schemas.microsoft.com/office/drawing/2015/9/8/chartex" xmlns:cx2="http://schemas.microsoft.com/office/drawing/2015/10/21/chartex" xmlns:cx3="http://schemas.microsoft.com/office/drawing/2016/5/9/chartex" xmlns:cx4="http://schemas.microsoft.com/office/drawing/2016/5/10/chartex" xmlns:cx5="http://schemas.microsoft.com/office/drawing/2016/5/11/chartex" xmlns:cx6="http://schemas.microsoft.com/office/drawing/2016/5/12/chartex" xmlns:cx7="http://schemas.microsoft.com/office/drawing/2016/5/13/chartex" xmlns:cx8="http://schemas.microsoft.com/office/drawing/2016/5/14/chartex" xmlns:mc="http://schemas.openxmlformats.org/markup-compatibility/2006" xmlns:aink="http://schemas.microsoft.com/office/drawing/2016/ink" xmlns:am3d="http://schemas.microsoft.com/office/drawing/2017/model3d" xmlns:o="urn:schemas-microsoft-com:office:office" xmlns:r="http://schemas.openxmlformats.org/officeDocument/2006/relationships" xmlns:m="http://schemas.openxmlformats.org/officeDocument/2006/math" xmlns:v="urn:schemas-microsoft-com:vml" xmlns:wp14="http://schemas.microsoft.com/office/word/2010/wordprocessingDrawing" xmlns:wp="http://schemas.openxmlformats.org/drawingml/2006/wordprocessingDrawing" xmlns:w10="urn:schemas-microsoft-com:office:word" xmlns:w="http://schemas.openxmlformats.org/wordprocessingml/2006/main" xmlns:w14="http://schemas.microsoft.com/office/word/2010/wordml" xmlns:w15="http://schemas.microsoft.com/office/word/2012/wordml" xmlns:w16cex="http://schemas.microsoft.com/office/word/2018/wordml/cex" xmlns:w16cid="http://schemas.microsoft.com/office/word/2016/wordml/cid" xmlns:w16="http://schemas.microsoft.com/office/word/2018/wordml" xmlns:w16sdtdh="http://schemas.microsoft.com/office/word/2020/wordml/sdtdatahash" xmlns:w16se="http://schemas.microsoft.com/office/word/2015/wordml/symex" xmlns:wpg="http://schemas.microsoft.com/office/word/2010/wordprocessingGroup" xmlns:wpi="http://schemas.microsoft.com/office/word/2010/wordprocessingInk" xmlns:wne="http://schemas.microsoft.com/office/word/2006/wordml" xmlns:wps="http://schemas.microsoft.com/office/word/2010/wordprocessingShape" mc:Ignorable="w14 w15 w16se w16cid w16 w16cex w16sdtdh wp14">
   <w:p>
     <w:pPr>
@@ -281,14 +2159,278 @@
 </w:hdr>
 </file>
 
-<file path=word/header3.xml><?xml version="1.0" encoding="utf-8"?>
-<w:hdr xmlns:wpc="http://schemas.microsoft.com/office/word/2010/wordprocessingCanvas" xmlns:cx="http://schemas.microsoft.com/office/drawing/2014/chartex" xmlns:cx1="http://schemas.microsoft.com/office/drawing/2015/9/8/chartex" xmlns:cx2="http://schemas.microsoft.com/office/drawing/2015/10/21/chartex" xmlns:cx3="http://schemas.microsoft.com/office/drawing/2016/5/9/chartex" xmlns:cx4="http://schemas.microsoft.com/office/drawing/2016/5/10/chartex" xmlns:cx5="http://schemas.microsoft.com/office/drawing/2016/5/11/chartex" xmlns:cx6="http://schemas.microsoft.com/office/drawing/2016/5/12/chartex" xmlns:cx7="http://schemas.microsoft.com/office/drawing/2016/5/13/chartex" xmlns:cx8="http://schemas.microsoft.com/office/drawing/2016/5/14/chartex" xmlns:mc="http://schemas.openxmlformats.org/markup-compatibility/2006" xmlns:aink="http://schemas.microsoft.com/office/drawing/2016/ink" xmlns:am3d="http://schemas.microsoft.com/office/drawing/2017/model3d" xmlns:o="urn:schemas-microsoft-com:office:office" xmlns:r="http://schemas.openxmlformats.org/officeDocument/2006/relationships" xmlns:m="http://schemas.openxmlformats.org/officeDocument/2006/math" xmlns:v="urn:schemas-microsoft-com:vml" xmlns:wp14="http://schemas.microsoft.com/office/word/2010/wordprocessingDrawing" xmlns:wp="http://schemas.openxmlformats.org/drawingml/2006/wordprocessingDrawing" xmlns:w10="urn:schemas-microsoft-com:office:word" xmlns:w="http://schemas.openxmlformats.org/wordprocessingml/2006/main" xmlns:w14="http://schemas.microsoft.com/office/word/2010/wordml" xmlns:w15="http://schemas.microsoft.com/office/word/2012/wordml" xmlns:w16cex="http://schemas.microsoft.com/office/word/2018/wordml/cex" xmlns:w16cid="http://schemas.microsoft.com/office/word/2016/wordml/cid" xmlns:w16="http://schemas.microsoft.com/office/word/2018/wordml" xmlns:w16sdtdh="http://schemas.microsoft.com/office/word/2020/wordml/sdtdatahash" xmlns:w16se="http://schemas.microsoft.com/office/word/2015/wordml/symex" xmlns:wpg="http://schemas.microsoft.com/office/word/2010/wordprocessingGroup" xmlns:wpi="http://schemas.microsoft.com/office/word/2010/wordprocessingInk" xmlns:wne="http://schemas.microsoft.com/office/word/2006/wordml" xmlns:wps="http://schemas.microsoft.com/office/word/2010/wordprocessingShape" mc:Ignorable="w14 w15 w16se w16cid w16 w16cex w16sdtdh wp14">
-  <w:p>
-    <w:pPr>
-      <w:pStyle w:val="Header"/>
-    </w:pPr>
-  </w:p>
-</w:hdr>
+<file path=word/numbering.xml><?xml version="1.0" encoding="utf-8"?>
+<w:numbering xmlns:wpc="http://schemas.microsoft.com/office/word/2010/wordprocessingCanvas" xmlns:cx="http://schemas.microsoft.com/office/drawing/2014/chartex" xmlns:cx1="http://schemas.microsoft.com/office/drawing/2015/9/8/chartex" xmlns:cx2="http://schemas.microsoft.com/office/drawing/2015/10/21/chartex" xmlns:cx3="http://schemas.microsoft.com/office/drawing/2016/5/9/chartex" xmlns:cx4="http://schemas.microsoft.com/office/drawing/2016/5/10/chartex" xmlns:cx5="http://schemas.microsoft.com/office/drawing/2016/5/11/chartex" xmlns:cx6="http://schemas.microsoft.com/office/drawing/2016/5/12/chartex" xmlns:cx7="http://schemas.microsoft.com/office/drawing/2016/5/13/chartex" xmlns:cx8="http://schemas.microsoft.com/office/drawing/2016/5/14/chartex" xmlns:mc="http://schemas.openxmlformats.org/markup-compatibility/2006" xmlns:aink="http://schemas.microsoft.com/office/drawing/2016/ink" xmlns:am3d="http://schemas.microsoft.com/office/drawing/2017/model3d" xmlns:o="urn:schemas-microsoft-com:office:office" xmlns:r="http://schemas.openxmlformats.org/officeDocument/2006/relationships" xmlns:m="http://schemas.openxmlformats.org/officeDocument/2006/math" xmlns:v="urn:schemas-microsoft-com:vml" xmlns:wp14="http://schemas.microsoft.com/office/word/2010/wordprocessingDrawing" xmlns:wp="http://schemas.openxmlformats.org/drawingml/2006/wordprocessingDrawing" xmlns:w10="urn:schemas-microsoft-com:office:word" xmlns:w="http://schemas.openxmlformats.org/wordprocessingml/2006/main" xmlns:w14="http://schemas.microsoft.com/office/word/2010/wordml" xmlns:w15="http://schemas.microsoft.com/office/word/2012/wordml" xmlns:w16cex="http://schemas.microsoft.com/office/word/2018/wordml/cex" xmlns:w16cid="http://schemas.microsoft.com/office/word/2016/wordml/cid" xmlns:w16="http://schemas.microsoft.com/office/word/2018/wordml" xmlns:w16sdtdh="http://schemas.microsoft.com/office/word/2020/wordml/sdtdatahash" xmlns:w16se="http://schemas.microsoft.com/office/word/2015/wordml/symex" xmlns:wpg="http://schemas.microsoft.com/office/word/2010/wordprocessingGroup" xmlns:wpi="http://schemas.microsoft.com/office/word/2010/wordprocessingInk" xmlns:wne="http://schemas.microsoft.com/office/word/2006/wordml" xmlns:wps="http://schemas.microsoft.com/office/word/2010/wordprocessingShape" mc:Ignorable="w14 w15 w16se w16cid w16 w16cex w16sdtdh wp14">
+  <w:abstractNum w:abstractNumId="0" w15:restartNumberingAfterBreak="0">
+    <w:nsid w:val="337844B7"/>
+    <w:multiLevelType w:val="hybridMultilevel"/>
+    <w:tmpl w:val="E9F88D1A"/>
+    <w:lvl w:ilvl="0" w:tplc="80F6D2BC">
+      <w:start w:val="1"/>
+      <w:numFmt w:val="bullet"/>
+      <w:pStyle w:val="L"/>
+      <w:lvlText w:val=""/>
+      <w:lvlJc w:val="left"/>
+      <w:pPr>
+        <w:ind w:left="720" w:hanging="360"/>
+      </w:pPr>
+      <w:rPr>
+        <w:rFonts w:ascii="Symbol" w:hAnsi="Symbol" w:hint="default"/>
+      </w:rPr>
+    </w:lvl>
+    <w:lvl w:ilvl="1" w:tplc="40090003" w:tentative="1">
+      <w:start w:val="1"/>
+      <w:numFmt w:val="bullet"/>
+      <w:lvlText w:val="o"/>
+      <w:lvlJc w:val="left"/>
+      <w:pPr>
+        <w:ind w:left="1440" w:hanging="360"/>
+      </w:pPr>
+      <w:rPr>
+        <w:rFonts w:ascii="Courier New" w:hAnsi="Courier New" w:cs="Courier New" w:hint="default"/>
+      </w:rPr>
+    </w:lvl>
+    <w:lvl w:ilvl="2" w:tplc="40090005" w:tentative="1">
+      <w:start w:val="1"/>
+      <w:numFmt w:val="bullet"/>
+      <w:lvlText w:val=""/>
+      <w:lvlJc w:val="left"/>
+      <w:pPr>
+        <w:ind w:left="2160" w:hanging="360"/>
+      </w:pPr>
+      <w:rPr>
+        <w:rFonts w:ascii="Wingdings" w:hAnsi="Wingdings" w:hint="default"/>
+      </w:rPr>
+    </w:lvl>
+    <w:lvl w:ilvl="3" w:tplc="40090001" w:tentative="1">
+      <w:start w:val="1"/>
+      <w:numFmt w:val="bullet"/>
+      <w:lvlText w:val=""/>
+      <w:lvlJc w:val="left"/>
+      <w:pPr>
+        <w:ind w:left="2880" w:hanging="360"/>
+      </w:pPr>
+      <w:rPr>
+        <w:rFonts w:ascii="Symbol" w:hAnsi="Symbol" w:hint="default"/>
+      </w:rPr>
+    </w:lvl>
+    <w:lvl w:ilvl="4" w:tplc="40090003" w:tentative="1">
+      <w:start w:val="1"/>
+      <w:numFmt w:val="bullet"/>
+      <w:lvlText w:val="o"/>
+      <w:lvlJc w:val="left"/>
+      <w:pPr>
+        <w:ind w:left="3600" w:hanging="360"/>
+      </w:pPr>
+      <w:rPr>
+        <w:rFonts w:ascii="Courier New" w:hAnsi="Courier New" w:cs="Courier New" w:hint="default"/>
+      </w:rPr>
+    </w:lvl>
+    <w:lvl w:ilvl="5" w:tplc="40090005" w:tentative="1">
+      <w:start w:val="1"/>
+      <w:numFmt w:val="bullet"/>
+      <w:lvlText w:val=""/>
+      <w:lvlJc w:val="left"/>
+      <w:pPr>
+        <w:ind w:left="4320" w:hanging="360"/>
+      </w:pPr>
+      <w:rPr>
+        <w:rFonts w:ascii="Wingdings" w:hAnsi="Wingdings" w:hint="default"/>
+      </w:rPr>
+    </w:lvl>
+    <w:lvl w:ilvl="6" w:tplc="40090001" w:tentative="1">
+      <w:start w:val="1"/>
+      <w:numFmt w:val="bullet"/>
+      <w:lvlText w:val=""/>
+      <w:lvlJc w:val="left"/>
+      <w:pPr>
+        <w:ind w:left="5040" w:hanging="360"/>
+      </w:pPr>
+      <w:rPr>
+        <w:rFonts w:ascii="Symbol" w:hAnsi="Symbol" w:hint="default"/>
+      </w:rPr>
+    </w:lvl>
+    <w:lvl w:ilvl="7" w:tplc="40090003" w:tentative="1">
+      <w:start w:val="1"/>
+      <w:numFmt w:val="bullet"/>
+      <w:lvlText w:val="o"/>
+      <w:lvlJc w:val="left"/>
+      <w:pPr>
+        <w:ind w:left="5760" w:hanging="360"/>
+      </w:pPr>
+      <w:rPr>
+        <w:rFonts w:ascii="Courier New" w:hAnsi="Courier New" w:cs="Courier New" w:hint="default"/>
+      </w:rPr>
+    </w:lvl>
+    <w:lvl w:ilvl="8" w:tplc="40090005" w:tentative="1">
+      <w:start w:val="1"/>
+      <w:numFmt w:val="bullet"/>
+      <w:lvlText w:val=""/>
+      <w:lvlJc w:val="left"/>
+      <w:pPr>
+        <w:ind w:left="6480" w:hanging="360"/>
+      </w:pPr>
+      <w:rPr>
+        <w:rFonts w:ascii="Wingdings" w:hAnsi="Wingdings" w:hint="default"/>
+      </w:rPr>
+    </w:lvl>
+  </w:abstractNum>
+  <w:abstractNum w:abstractNumId="1" w15:restartNumberingAfterBreak="0">
+    <w:nsid w:val="3BFA2B28"/>
+    <w:multiLevelType w:val="multilevel"/>
+    <w:tmpl w:val="C734D462"/>
+    <w:lvl w:ilvl="0">
+      <w:start w:val="1"/>
+      <w:numFmt w:val="bullet"/>
+      <w:lvlText w:val=""/>
+      <w:lvlJc w:val="left"/>
+      <w:pPr>
+        <w:tabs>
+          <w:tab w:val="num" w:pos="720"/>
+        </w:tabs>
+        <w:ind w:left="720" w:hanging="360"/>
+      </w:pPr>
+      <w:rPr>
+        <w:rFonts w:ascii="Symbol" w:hAnsi="Symbol" w:hint="default"/>
+        <w:sz w:val="20"/>
+      </w:rPr>
+    </w:lvl>
+    <w:lvl w:ilvl="1" w:tentative="1">
+      <w:start w:val="1"/>
+      <w:numFmt w:val="bullet"/>
+      <w:lvlText w:val="o"/>
+      <w:lvlJc w:val="left"/>
+      <w:pPr>
+        <w:tabs>
+          <w:tab w:val="num" w:pos="1440"/>
+        </w:tabs>
+        <w:ind w:left="1440" w:hanging="360"/>
+      </w:pPr>
+      <w:rPr>
+        <w:rFonts w:ascii="Courier New" w:hAnsi="Courier New" w:hint="default"/>
+        <w:sz w:val="20"/>
+      </w:rPr>
+    </w:lvl>
+    <w:lvl w:ilvl="2" w:tentative="1">
+      <w:start w:val="1"/>
+      <w:numFmt w:val="bullet"/>
+      <w:lvlText w:val=""/>
+      <w:lvlJc w:val="left"/>
+      <w:pPr>
+        <w:tabs>
+          <w:tab w:val="num" w:pos="2160"/>
+        </w:tabs>
+        <w:ind w:left="2160" w:hanging="360"/>
+      </w:pPr>
+      <w:rPr>
+        <w:rFonts w:ascii="Wingdings" w:hAnsi="Wingdings" w:hint="default"/>
+        <w:sz w:val="20"/>
+      </w:rPr>
+    </w:lvl>
+    <w:lvl w:ilvl="3" w:tentative="1">
+      <w:start w:val="1"/>
+      <w:numFmt w:val="bullet"/>
+      <w:lvlText w:val=""/>
+      <w:lvlJc w:val="left"/>
+      <w:pPr>
+        <w:tabs>
+          <w:tab w:val="num" w:pos="2880"/>
+        </w:tabs>
+        <w:ind w:left="2880" w:hanging="360"/>
+      </w:pPr>
+      <w:rPr>
+        <w:rFonts w:ascii="Wingdings" w:hAnsi="Wingdings" w:hint="default"/>
+        <w:sz w:val="20"/>
+      </w:rPr>
+    </w:lvl>
+    <w:lvl w:ilvl="4" w:tentative="1">
+      <w:start w:val="1"/>
+      <w:numFmt w:val="bullet"/>
+      <w:lvlText w:val=""/>
+      <w:lvlJc w:val="left"/>
+      <w:pPr>
+        <w:tabs>
+          <w:tab w:val="num" w:pos="3600"/>
+        </w:tabs>
+        <w:ind w:left="3600" w:hanging="360"/>
+      </w:pPr>
+      <w:rPr>
+        <w:rFonts w:ascii="Wingdings" w:hAnsi="Wingdings" w:hint="default"/>
+        <w:sz w:val="20"/>
+      </w:rPr>
+    </w:lvl>
+    <w:lvl w:ilvl="5" w:tentative="1">
+      <w:start w:val="1"/>
+      <w:numFmt w:val="bullet"/>
+      <w:lvlText w:val=""/>
+      <w:lvlJc w:val="left"/>
+      <w:pPr>
+        <w:tabs>
+          <w:tab w:val="num" w:pos="4320"/>
+        </w:tabs>
+        <w:ind w:left="4320" w:hanging="360"/>
+      </w:pPr>
+      <w:rPr>
+        <w:rFonts w:ascii="Wingdings" w:hAnsi="Wingdings" w:hint="default"/>
+        <w:sz w:val="20"/>
+      </w:rPr>
+    </w:lvl>
+    <w:lvl w:ilvl="6" w:tentative="1">
+      <w:start w:val="1"/>
+      <w:numFmt w:val="bullet"/>
+      <w:lvlText w:val=""/>
+      <w:lvlJc w:val="left"/>
+      <w:pPr>
+        <w:tabs>
+          <w:tab w:val="num" w:pos="5040"/>
+        </w:tabs>
+        <w:ind w:left="5040" w:hanging="360"/>
+      </w:pPr>
+      <w:rPr>
+        <w:rFonts w:ascii="Wingdings" w:hAnsi="Wingdings" w:hint="default"/>
+        <w:sz w:val="20"/>
+      </w:rPr>
+    </w:lvl>
+    <w:lvl w:ilvl="7" w:tentative="1">
+      <w:start w:val="1"/>
+      <w:numFmt w:val="bullet"/>
+      <w:lvlText w:val=""/>
+      <w:lvlJc w:val="left"/>
+      <w:pPr>
+        <w:tabs>
+          <w:tab w:val="num" w:pos="5760"/>
+        </w:tabs>
+        <w:ind w:left="5760" w:hanging="360"/>
+      </w:pPr>
+      <w:rPr>
+        <w:rFonts w:ascii="Wingdings" w:hAnsi="Wingdings" w:hint="default"/>
+        <w:sz w:val="20"/>
+      </w:rPr>
+    </w:lvl>
+    <w:lvl w:ilvl="8" w:tentative="1">
+      <w:start w:val="1"/>
+      <w:numFmt w:val="bullet"/>
+      <w:lvlText w:val=""/>
+      <w:lvlJc w:val="left"/>
+      <w:pPr>
+        <w:tabs>
+          <w:tab w:val="num" w:pos="6480"/>
+        </w:tabs>
+        <w:ind w:left="6480" w:hanging="360"/>
+      </w:pPr>
+      <w:rPr>
+        <w:rFonts w:ascii="Wingdings" w:hAnsi="Wingdings" w:hint="default"/>
+        <w:sz w:val="20"/>
+      </w:rPr>
+    </w:lvl>
+  </w:abstractNum>
+  <w:num w:numId="1">
+    <w:abstractNumId w:val="0"/>
+  </w:num>
+  <w:num w:numId="2">
+    <w:abstractNumId w:val="1"/>
+  </w:num>
+</w:numbering>
 </file>
 
 <file path=word/styles.xml><?xml version="1.0" encoding="utf-8"?>
@@ -690,10 +2832,50 @@
     <w:name w:val="Normal"/>
     <w:qFormat/>
   </w:style>
+  <w:style w:type="paragraph" w:styleId="Heading1">
+    <w:name w:val="heading 1"/>
+    <w:basedOn w:val="Normal"/>
+    <w:next w:val="Normal"/>
+    <w:link w:val="Heading1Char"/>
+    <w:uiPriority w:val="9"/>
+    <w:qFormat/>
+    <w:rsid w:val="007812AE"/>
+    <w:pPr>
+      <w:keepNext/>
+      <w:keepLines/>
+      <w:spacing w:before="240" w:after="0"/>
+      <w:outlineLvl w:val="0"/>
+    </w:pPr>
+    <w:rPr>
+      <w:rFonts w:asciiTheme="majorHAnsi" w:eastAsiaTheme="majorEastAsia" w:hAnsiTheme="majorHAnsi" w:cstheme="majorBidi"/>
+      <w:color w:val="2F5496" w:themeColor="accent1" w:themeShade="BF"/>
+      <w:sz w:val="32"/>
+      <w:szCs w:val="32"/>
+    </w:rPr>
+  </w:style>
+  <w:style w:type="paragraph" w:styleId="Heading2">
+    <w:name w:val="heading 2"/>
+    <w:basedOn w:val="Normal"/>
+    <w:link w:val="Heading2Char"/>
+    <w:uiPriority w:val="9"/>
+    <w:qFormat/>
+    <w:rsid w:val="00FF1DF3"/>
+    <w:pPr>
+      <w:spacing w:before="100" w:beforeAutospacing="1" w:after="100" w:afterAutospacing="1" w:line="240" w:lineRule="auto"/>
+      <w:outlineLvl w:val="1"/>
+    </w:pPr>
+    <w:rPr>
+      <w:rFonts w:ascii="Times New Roman" w:eastAsia="Times New Roman" w:hAnsi="Times New Roman" w:cs="Times New Roman"/>
+      <w:b/>
+      <w:bCs/>
+      <w:sz w:val="36"/>
+      <w:szCs w:val="36"/>
+      <w:lang w:eastAsia="en-IN"/>
+    </w:rPr>
+  </w:style>
   <w:style w:type="character" w:default="1" w:styleId="DefaultParagraphFont">
     <w:name w:val="Default Paragraph Font"/>
     <w:uiPriority w:val="1"/>
-    <w:semiHidden/>
     <w:unhideWhenUsed/>
   </w:style>
   <w:style w:type="table" w:default="1" w:styleId="TableNormal">
@@ -1071,6 +3253,168 @@
       </w:tcPr>
     </w:tblStylePr>
   </w:style>
+  <w:style w:type="paragraph" w:customStyle="1" w:styleId="H">
+    <w:name w:val="H"/>
+    <w:basedOn w:val="Normal"/>
+    <w:link w:val="HChar"/>
+    <w:qFormat/>
+    <w:rsid w:val="003F2226"/>
+    <w:rPr>
+      <w:b/>
+      <w:bCs/>
+      <w:sz w:val="24"/>
+      <w:szCs w:val="24"/>
+      <w:lang w:val="en-US"/>
+    </w:rPr>
+  </w:style>
+  <w:style w:type="paragraph" w:customStyle="1" w:styleId="T">
+    <w:name w:val="T"/>
+    <w:basedOn w:val="H"/>
+    <w:link w:val="TChar"/>
+    <w:qFormat/>
+    <w:rsid w:val="003F2226"/>
+    <w:rPr>
+      <w:b w:val="0"/>
+      <w:bCs w:val="0"/>
+      <w:sz w:val="22"/>
+      <w:szCs w:val="22"/>
+    </w:rPr>
+  </w:style>
+  <w:style w:type="character" w:customStyle="1" w:styleId="HChar">
+    <w:name w:val="H Char"/>
+    <w:basedOn w:val="DefaultParagraphFont"/>
+    <w:link w:val="H"/>
+    <w:rsid w:val="003F2226"/>
+    <w:rPr>
+      <w:b/>
+      <w:bCs/>
+      <w:sz w:val="24"/>
+      <w:szCs w:val="24"/>
+      <w:lang w:val="en-US"/>
+    </w:rPr>
+  </w:style>
+  <w:style w:type="paragraph" w:customStyle="1" w:styleId="S">
+    <w:name w:val="S"/>
+    <w:basedOn w:val="H"/>
+    <w:link w:val="SChar"/>
+    <w:qFormat/>
+    <w:rsid w:val="003F2226"/>
+    <w:rPr>
+      <w:sz w:val="4"/>
+      <w:szCs w:val="4"/>
+    </w:rPr>
+  </w:style>
+  <w:style w:type="character" w:customStyle="1" w:styleId="TChar">
+    <w:name w:val="T Char"/>
+    <w:basedOn w:val="HChar"/>
+    <w:link w:val="T"/>
+    <w:rsid w:val="003F2226"/>
+    <w:rPr>
+      <w:b w:val="0"/>
+      <w:bCs w:val="0"/>
+      <w:sz w:val="24"/>
+      <w:szCs w:val="24"/>
+      <w:lang w:val="en-US"/>
+    </w:rPr>
+  </w:style>
+  <w:style w:type="character" w:customStyle="1" w:styleId="SChar">
+    <w:name w:val="S Char"/>
+    <w:basedOn w:val="HChar"/>
+    <w:link w:val="S"/>
+    <w:rsid w:val="003F2226"/>
+    <w:rPr>
+      <w:b/>
+      <w:bCs/>
+      <w:sz w:val="4"/>
+      <w:szCs w:val="4"/>
+      <w:lang w:val="en-US"/>
+    </w:rPr>
+  </w:style>
+  <w:style w:type="paragraph" w:customStyle="1" w:styleId="L">
+    <w:name w:val="L"/>
+    <w:basedOn w:val="T"/>
+    <w:link w:val="LChar"/>
+    <w:qFormat/>
+    <w:rsid w:val="00DC3350"/>
+    <w:pPr>
+      <w:numPr>
+        <w:numId w:val="1"/>
+      </w:numPr>
+      <w:spacing w:after="5"/>
+      <w:ind w:left="714" w:hanging="357"/>
+    </w:pPr>
+  </w:style>
+  <w:style w:type="character" w:customStyle="1" w:styleId="Heading2Char">
+    <w:name w:val="Heading 2 Char"/>
+    <w:basedOn w:val="DefaultParagraphFont"/>
+    <w:link w:val="Heading2"/>
+    <w:uiPriority w:val="9"/>
+    <w:rsid w:val="00FF1DF3"/>
+    <w:rPr>
+      <w:rFonts w:ascii="Times New Roman" w:eastAsia="Times New Roman" w:hAnsi="Times New Roman" w:cs="Times New Roman"/>
+      <w:b/>
+      <w:bCs/>
+      <w:sz w:val="36"/>
+      <w:szCs w:val="36"/>
+      <w:lang w:eastAsia="en-IN"/>
+    </w:rPr>
+  </w:style>
+  <w:style w:type="character" w:customStyle="1" w:styleId="LChar">
+    <w:name w:val="L Char"/>
+    <w:basedOn w:val="TChar"/>
+    <w:link w:val="L"/>
+    <w:rsid w:val="00DC3350"/>
+    <w:rPr>
+      <w:b w:val="0"/>
+      <w:bCs w:val="0"/>
+      <w:sz w:val="24"/>
+      <w:szCs w:val="24"/>
+      <w:lang w:val="en-US"/>
+    </w:rPr>
+  </w:style>
+  <w:style w:type="character" w:styleId="Strong">
+    <w:name w:val="Strong"/>
+    <w:basedOn w:val="DefaultParagraphFont"/>
+    <w:uiPriority w:val="22"/>
+    <w:qFormat/>
+    <w:rsid w:val="00FF1DF3"/>
+    <w:rPr>
+      <w:b/>
+      <w:bCs/>
+    </w:rPr>
+  </w:style>
+  <w:style w:type="table" w:styleId="TableGrid">
+    <w:name w:val="Table Grid"/>
+    <w:basedOn w:val="TableNormal"/>
+    <w:uiPriority w:val="39"/>
+    <w:rsid w:val="00FF1DF3"/>
+    <w:pPr>
+      <w:spacing w:after="0" w:line="240" w:lineRule="auto"/>
+    </w:pPr>
+    <w:tblPr>
+      <w:tblBorders>
+        <w:top w:val="single" w:sz="4" w:space="0" w:color="auto"/>
+        <w:left w:val="single" w:sz="4" w:space="0" w:color="auto"/>
+        <w:bottom w:val="single" w:sz="4" w:space="0" w:color="auto"/>
+        <w:right w:val="single" w:sz="4" w:space="0" w:color="auto"/>
+        <w:insideH w:val="single" w:sz="4" w:space="0" w:color="auto"/>
+        <w:insideV w:val="single" w:sz="4" w:space="0" w:color="auto"/>
+      </w:tblBorders>
+    </w:tblPr>
+  </w:style>
+  <w:style w:type="character" w:customStyle="1" w:styleId="Heading1Char">
+    <w:name w:val="Heading 1 Char"/>
+    <w:basedOn w:val="DefaultParagraphFont"/>
+    <w:link w:val="Heading1"/>
+    <w:uiPriority w:val="9"/>
+    <w:rsid w:val="007812AE"/>
+    <w:rPr>
+      <w:rFonts w:asciiTheme="majorHAnsi" w:eastAsiaTheme="majorEastAsia" w:hAnsiTheme="majorHAnsi" w:cstheme="majorBidi"/>
+      <w:color w:val="2F5496" w:themeColor="accent1" w:themeShade="BF"/>
+      <w:sz w:val="32"/>
+      <w:szCs w:val="32"/>
+    </w:rPr>
+  </w:style>
 </w:styles>
 </file>
 
@@ -1112,6 +3456,34 @@
 
 <file path=word/glossary/fontTable.xml><?xml version="1.0" encoding="utf-8"?>
 <w:fonts xmlns:mc="http://schemas.openxmlformats.org/markup-compatibility/2006" xmlns:r="http://schemas.openxmlformats.org/officeDocument/2006/relationships" xmlns:w="http://schemas.openxmlformats.org/wordprocessingml/2006/main" xmlns:w14="http://schemas.microsoft.com/office/word/2010/wordml" xmlns:w15="http://schemas.microsoft.com/office/word/2012/wordml" xmlns:w16cex="http://schemas.microsoft.com/office/word/2018/wordml/cex" xmlns:w16cid="http://schemas.microsoft.com/office/word/2016/wordml/cid" xmlns:w16="http://schemas.microsoft.com/office/word/2018/wordml" xmlns:w16sdtdh="http://schemas.microsoft.com/office/word/2020/wordml/sdtdatahash" xmlns:w16se="http://schemas.microsoft.com/office/word/2015/wordml/symex" mc:Ignorable="w14 w15 w16se w16cid w16 w16cex w16sdtdh">
+  <w:font w:name="Symbol">
+    <w:panose1 w:val="05050102010706020507"/>
+    <w:charset w:val="02"/>
+    <w:family w:val="roman"/>
+    <w:pitch w:val="variable"/>
+    <w:sig w:usb0="00000000" w:usb1="10000000" w:usb2="00000000" w:usb3="00000000" w:csb0="80000000" w:csb1="00000000"/>
+  </w:font>
+  <w:font w:name="Times New Roman">
+    <w:panose1 w:val="02020603050405020304"/>
+    <w:charset w:val="00"/>
+    <w:family w:val="roman"/>
+    <w:pitch w:val="variable"/>
+    <w:sig w:usb0="E0002EFF" w:usb1="C000785B" w:usb2="00000009" w:usb3="00000000" w:csb0="000001FF" w:csb1="00000000"/>
+  </w:font>
+  <w:font w:name="Courier New">
+    <w:panose1 w:val="02070309020205020404"/>
+    <w:charset w:val="00"/>
+    <w:family w:val="modern"/>
+    <w:pitch w:val="fixed"/>
+    <w:sig w:usb0="E0002EFF" w:usb1="C0007843" w:usb2="00000009" w:usb3="00000000" w:csb0="000001FF" w:csb1="00000000"/>
+  </w:font>
+  <w:font w:name="Wingdings">
+    <w:panose1 w:val="05000000000000000000"/>
+    <w:charset w:val="02"/>
+    <w:family w:val="auto"/>
+    <w:pitch w:val="variable"/>
+    <w:sig w:usb0="00000000" w:usb1="10000000" w:usb2="00000000" w:usb3="00000000" w:csb0="80000000" w:csb1="00000000"/>
+  </w:font>
   <w:font w:name="Calibri">
     <w:panose1 w:val="020F0502020204030204"/>
     <w:charset w:val="00"/>
@@ -1119,12 +3491,12 @@
     <w:pitch w:val="variable"/>
     <w:sig w:usb0="E4002EFF" w:usb1="C000247B" w:usb2="00000009" w:usb3="00000000" w:csb0="000001FF" w:csb1="00000000"/>
   </w:font>
-  <w:font w:name="Times New Roman">
-    <w:panose1 w:val="02020603050405020304"/>
+  <w:font w:name="Calibri Light">
+    <w:panose1 w:val="020F0302020204030204"/>
     <w:charset w:val="00"/>
-    <w:family w:val="roman"/>
+    <w:family w:val="swiss"/>
     <w:pitch w:val="variable"/>
-    <w:sig w:usb0="E0002EFF" w:usb1="C000785B" w:usb2="00000009" w:usb3="00000000" w:csb0="000001FF" w:csb1="00000000"/>
+    <w:sig w:usb0="E4002EFF" w:usb1="C000247B" w:usb2="00000009" w:usb3="00000000" w:csb0="000001FF" w:csb1="00000000"/>
   </w:font>
   <w:font w:name="JetBrains Mono NL">
     <w:panose1 w:val="02000009000000000000"/>
@@ -1142,7 +3514,6 @@
   </w:font>
   <w:font w:name="Cascadia Code">
     <w:altName w:val="Segoe UI Symbol"/>
-    <w:panose1 w:val="020B0609020000020004"/>
     <w:charset w:val="00"/>
     <w:family w:val="modern"/>
     <w:pitch w:val="fixed"/>
@@ -1161,13 +3532,6 @@
     <w:family w:val="swiss"/>
     <w:pitch w:val="variable"/>
     <w:sig w:usb0="800002A7" w:usb1="28CF4400" w:usb2="00000016" w:usb3="00000000" w:csb0="00100009" w:csb1="00000000"/>
-  </w:font>
-  <w:font w:name="Calibri Light">
-    <w:panose1 w:val="020F0302020204030204"/>
-    <w:charset w:val="00"/>
-    <w:family w:val="swiss"/>
-    <w:pitch w:val="variable"/>
-    <w:sig w:usb0="E4002EFF" w:usb1="C000247B" w:usb2="00000009" w:usb3="00000000" w:csb0="000001FF" w:csb1="00000000"/>
   </w:font>
 </w:fonts>
 </file>
@@ -1188,17 +3552,20 @@
   </w:compat>
   <w:rsids>
     <w:rsidRoot w:val="008238CD"/>
-    <w:rsid w:val="00236FF5"/>
     <w:rsid w:val="003A6ABC"/>
+    <w:rsid w:val="00420131"/>
     <w:rsid w:val="004F7305"/>
+    <w:rsid w:val="005E2640"/>
     <w:rsid w:val="006D2E04"/>
     <w:rsid w:val="008238CD"/>
-    <w:rsid w:val="009A6627"/>
     <w:rsid w:val="00A3501E"/>
     <w:rsid w:val="00AC7174"/>
     <w:rsid w:val="00C208BF"/>
     <w:rsid w:val="00C95DE2"/>
     <w:rsid w:val="00D223CD"/>
+    <w:rsid w:val="00DC36A5"/>
+    <w:rsid w:val="00DD42C3"/>
+    <w:rsid w:val="00EA0E10"/>
     <w:rsid w:val="00FD669A"/>
   </w:rsids>
   <m:mathPr>
@@ -1968,10 +4335,22 @@
 </CoverPageProperties>
 </file>
 
+<file path=customXml/item2.xml><?xml version="1.0" encoding="utf-8"?>
+<b:Sources xmlns:b="http://schemas.openxmlformats.org/officeDocument/2006/bibliography" xmlns="http://schemas.openxmlformats.org/officeDocument/2006/bibliography" SelectedStyle="\APASixthEditionOfficeOnline.xsl" StyleName="APA" Version="6"/>
+</file>
+
 <file path=customXml/itemProps1.xml><?xml version="1.0" encoding="utf-8"?>
 <ds:datastoreItem xmlns:ds="http://schemas.openxmlformats.org/officeDocument/2006/customXml" ds:itemID="{55AF091B-3C7A-41E3-B477-F2FDAA23CFDA}">
   <ds:schemaRefs>
     <ds:schemaRef ds:uri="http://schemas.microsoft.com/office/2006/coverPageProps"/>
   </ds:schemaRefs>
 </ds:datastoreItem>
+</file>
+
+<file path=customXml/itemProps2.xml><?xml version="1.0" encoding="utf-8"?>
+<ds:datastoreItem xmlns:ds="http://schemas.openxmlformats.org/officeDocument/2006/customXml" ds:itemID="{F989467B-DDBC-4253-8D53-7FB4DA5CB92E}">
+  <ds:schemaRefs>
+    <ds:schemaRef ds:uri="http://schemas.openxmlformats.org/officeDocument/2006/bibliography"/>
+  </ds:schemaRefs>
+</ds:datastoreItem>
 </file>